--- a/The British College_CoverSheet.docx
+++ b/The British College_CoverSheet.docx
@@ -1,6 +1,6 @@
 
 <file path=word/document.xml><?xml version="1.0" encoding="utf-8"?>
-<w:document xmlns:wpc="http://schemas.microsoft.com/office/word/2010/wordprocessingCanvas" xmlns:mc="http://schemas.openxmlformats.org/markup-compatibility/2006" xmlns:o="urn:schemas-microsoft-com:office:office" xmlns:r="http://schemas.openxmlformats.org/officeDocument/2006/relationships" xmlns:m="http://schemas.openxmlformats.org/officeDocument/2006/math" xmlns:v="urn:schemas-microsoft-com:vml" xmlns:wp14="http://schemas.microsoft.com/office/word/2010/wordprocessingDrawing" xmlns:wp="http://schemas.openxmlformats.org/drawingml/2006/wordprocessingDrawing" xmlns:w10="urn:schemas-microsoft-com:office:word" xmlns:w="http://schemas.openxmlformats.org/wordprocessingml/2006/main" xmlns:w14="http://schemas.microsoft.com/office/word/2010/wordml" xmlns:w15="http://schemas.microsoft.com/office/word/2012/wordml" xmlns:wpg="http://schemas.microsoft.com/office/word/2010/wordprocessingGroup" xmlns:wpi="http://schemas.microsoft.com/office/word/2010/wordprocessingInk" xmlns:wne="http://schemas.microsoft.com/office/word/2006/wordml" xmlns:wps="http://schemas.microsoft.com/office/word/2010/wordprocessingShape" mc:Ignorable="w14 w15 wp14">
+<w:document xmlns:wpc="http://schemas.microsoft.com/office/word/2010/wordprocessingCanvas" xmlns:cx="http://schemas.microsoft.com/office/drawing/2014/chartex" xmlns:cx1="http://schemas.microsoft.com/office/drawing/2015/9/8/chartex" xmlns:cx2="http://schemas.microsoft.com/office/drawing/2015/10/21/chartex" xmlns:cx3="http://schemas.microsoft.com/office/drawing/2016/5/9/chartex" xmlns:cx4="http://schemas.microsoft.com/office/drawing/2016/5/10/chartex" xmlns:cx5="http://schemas.microsoft.com/office/drawing/2016/5/11/chartex" xmlns:cx6="http://schemas.microsoft.com/office/drawing/2016/5/12/chartex" xmlns:cx7="http://schemas.microsoft.com/office/drawing/2016/5/13/chartex" xmlns:cx8="http://schemas.microsoft.com/office/drawing/2016/5/14/chartex" xmlns:mc="http://schemas.openxmlformats.org/markup-compatibility/2006" xmlns:aink="http://schemas.microsoft.com/office/drawing/2016/ink" xmlns:am3d="http://schemas.microsoft.com/office/drawing/2017/model3d" xmlns:o="urn:schemas-microsoft-com:office:office" xmlns:oel="http://schemas.microsoft.com/office/2019/extlst" xmlns:r="http://schemas.openxmlformats.org/officeDocument/2006/relationships" xmlns:m="http://schemas.openxmlformats.org/officeDocument/2006/math" xmlns:v="urn:schemas-microsoft-com:vml" xmlns:wp14="http://schemas.microsoft.com/office/word/2010/wordprocessingDrawing" xmlns:wp="http://schemas.openxmlformats.org/drawingml/2006/wordprocessingDrawing" xmlns:w10="urn:schemas-microsoft-com:office:word" xmlns:w="http://schemas.openxmlformats.org/wordprocessingml/2006/main" xmlns:w14="http://schemas.microsoft.com/office/word/2010/wordml" xmlns:w15="http://schemas.microsoft.com/office/word/2012/wordml" xmlns:w16cex="http://schemas.microsoft.com/office/word/2018/wordml/cex" xmlns:w16cid="http://schemas.microsoft.com/office/word/2016/wordml/cid" xmlns:w16="http://schemas.microsoft.com/office/word/2018/wordml" xmlns:w16du="http://schemas.microsoft.com/office/word/2023/wordml/word16du" xmlns:w16sdtdh="http://schemas.microsoft.com/office/word/2020/wordml/sdtdatahash" xmlns:w16sdtfl="http://schemas.microsoft.com/office/word/2024/wordml/sdtformatlock" xmlns:w16se="http://schemas.microsoft.com/office/word/2015/wordml/symex" xmlns:wpg="http://schemas.microsoft.com/office/word/2010/wordprocessingGroup" xmlns:wpi="http://schemas.microsoft.com/office/word/2010/wordprocessingInk" xmlns:wne="http://schemas.microsoft.com/office/word/2006/wordml" xmlns:wps="http://schemas.microsoft.com/office/word/2010/wordprocessingShape" mc:Ignorable="w14 w15 w16se w16cid w16 w16cex w16sdtdh w16sdtfl w16du wp14">
   <w:body>
     <w:p>
       <w:pPr>
@@ -52,7 +52,7 @@
               <w:noProof/>
             </w:rPr>
             <w:drawing>
-              <wp:anchor distT="0" distB="0" distL="114300" distR="114300" simplePos="0" relativeHeight="251668480" behindDoc="1" locked="0" layoutInCell="1" allowOverlap="1" wp14:anchorId="275A3224" wp14:editId="4A425F7A">
+              <wp:anchor distT="0" distB="0" distL="114300" distR="114300" simplePos="0" relativeHeight="251668480" behindDoc="1" locked="0" layoutInCell="1" allowOverlap="1" wp14:anchorId="06D04812" wp14:editId="7F699D39">
                 <wp:simplePos x="0" y="0"/>
                 <wp:positionH relativeFrom="column">
                   <wp:posOffset>-159385</wp:posOffset>
@@ -85,7 +85,7 @@
                         </pic:cNvPicPr>
                       </pic:nvPicPr>
                       <pic:blipFill>
-                        <a:blip r:embed="rId4"/>
+                        <a:blip r:embed="rId7"/>
                         <a:srcRect/>
                         <a:stretch>
                           <a:fillRect/>
@@ -120,7 +120,7 @@
               <w:sz w:val="44"/>
             </w:rPr>
             <w:drawing>
-              <wp:anchor distT="0" distB="0" distL="114300" distR="114300" simplePos="0" relativeHeight="251662336" behindDoc="1" locked="0" layoutInCell="1" allowOverlap="1" wp14:anchorId="6F55A156" wp14:editId="431B4E2A">
+              <wp:anchor distT="0" distB="0" distL="114300" distR="114300" simplePos="0" relativeHeight="251662336" behindDoc="1" locked="0" layoutInCell="1" allowOverlap="1" wp14:anchorId="11C186E0" wp14:editId="485FF9E5">
                 <wp:simplePos x="0" y="0"/>
                 <wp:positionH relativeFrom="column">
                   <wp:posOffset>5160645</wp:posOffset>
@@ -153,7 +153,7 @@
                         </pic:cNvPicPr>
                       </pic:nvPicPr>
                       <pic:blipFill>
-                        <a:blip r:embed="rId5" cstate="print"/>
+                        <a:blip r:embed="rId8" cstate="print"/>
                         <a:srcRect/>
                         <a:stretch>
                           <a:fillRect/>
@@ -270,7 +270,7 @@
             <mc:AlternateContent>
               <mc:Choice Requires="wps">
                 <w:drawing>
-                  <wp:anchor distT="0" distB="0" distL="114300" distR="114300" simplePos="0" relativeHeight="251661312" behindDoc="0" locked="0" layoutInCell="1" allowOverlap="1" wp14:anchorId="099266B8" wp14:editId="507B62EE">
+                  <wp:anchor distT="0" distB="0" distL="114300" distR="114300" simplePos="0" relativeHeight="251661312" behindDoc="0" locked="0" layoutInCell="1" allowOverlap="1" wp14:anchorId="25029AB6" wp14:editId="6FF60DC2">
                     <wp:simplePos x="0" y="0"/>
                     <wp:positionH relativeFrom="column">
                       <wp:posOffset>4381500</wp:posOffset>
@@ -313,7 +313,11 @@
                           </wps:spPr>
                           <wps:txbx>
                             <w:txbxContent>
-                              <w:p/>
+                              <w:p>
+                                <w:r>
+                                  <w:t>77644840</w:t>
+                                </w:r>
+                              </w:p>
                             </w:txbxContent>
                           </wps:txbx>
                           <wps:bodyPr rot="0" vert="horz" wrap="square" lIns="91440" tIns="45720" rIns="91440" bIns="45720" anchor="t" anchorCtr="0" upright="1">
@@ -333,14 +337,18 @@
               </mc:Choice>
               <mc:Fallback>
                 <w:pict>
-                  <v:shapetype w14:anchorId="099266B8" id="_x0000_t202" coordsize="21600,21600" o:spt="202" path="m,l,21600r21600,l21600,xe">
+                  <v:shapetype w14:anchorId="25029AB6" id="_x0000_t202" coordsize="21600,21600" o:spt="202" path="m,l,21600r21600,l21600,xe">
                     <v:stroke joinstyle="miter"/>
                     <v:path gradientshapeok="t" o:connecttype="rect"/>
                   </v:shapetype>
-                  <v:shape id="Text Box 115" o:spid="_x0000_s1026" type="#_x0000_t202" style="position:absolute;margin-left:345pt;margin-top:13pt;width:129.5pt;height:23.25pt;z-index:251661312;visibility:visible;mso-wrap-style:square;mso-width-percent:0;mso-height-percent:0;mso-wrap-distance-left:9pt;mso-wrap-distance-top:0;mso-wrap-distance-right:9pt;mso-wrap-distance-bottom:0;mso-position-horizontal:absolute;mso-position-horizontal-relative:text;mso-position-vertical:absolute;mso-position-vertical-relative:text;mso-width-percent:0;mso-height-percent:0;mso-width-relative:page;mso-height-relative:page;v-text-anchor:top" o:gfxdata="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">
+                  <v:shape id="Text Box 115" o:spid="_x0000_s1026" type="#_x0000_t202" style="position:absolute;margin-left:345pt;margin-top:13pt;width:129.5pt;height:23.25pt;z-index:251661312;visibility:visible;mso-wrap-style:square;mso-width-percent:0;mso-height-percent:0;mso-wrap-distance-left:9pt;mso-wrap-distance-top:0;mso-wrap-distance-right:9pt;mso-wrap-distance-bottom:0;mso-position-horizontal:absolute;mso-position-horizontal-relative:text;mso-position-vertical:absolute;mso-position-vertical-relative:text;mso-width-percent:0;mso-height-percent:0;mso-width-relative:page;mso-height-relative:page;v-text-anchor:top" o:gfxdata="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">
                     <v:textbox>
                       <w:txbxContent>
-                        <w:p/>
+                        <w:p>
+                          <w:r>
+                            <w:t>77644840</w:t>
+                          </w:r>
+                        </w:p>
                       </w:txbxContent>
                     </v:textbox>
                   </v:shape>
@@ -434,7 +442,7 @@
             <mc:AlternateContent>
               <mc:Choice Requires="wps">
                 <w:drawing>
-                  <wp:anchor distT="0" distB="0" distL="114300" distR="114300" simplePos="0" relativeHeight="251663360" behindDoc="0" locked="0" layoutInCell="1" allowOverlap="1" wp14:anchorId="288F263E" wp14:editId="16BAF3F0">
+                  <wp:anchor distT="0" distB="0" distL="114300" distR="114300" simplePos="0" relativeHeight="251663360" behindDoc="0" locked="0" layoutInCell="1" allowOverlap="1" wp14:anchorId="4D7ABCEB" wp14:editId="78AE5D82">
                     <wp:simplePos x="0" y="0"/>
                     <wp:positionH relativeFrom="column">
                       <wp:posOffset>-123825</wp:posOffset>
@@ -522,21 +530,7 @@
                                     <w:rFonts w:ascii="Times New Roman" w:hAnsi="Times New Roman" w:cs="Times New Roman"/>
                                   </w:rPr>
                                   <w:tab/>
-                                  <w:t>BSc (</w:t>
-                                </w:r>
-                                <w:proofErr w:type="spellStart"/>
-                                <w:r>
-                                  <w:rPr>
-                                    <w:rFonts w:ascii="Times New Roman" w:hAnsi="Times New Roman" w:cs="Times New Roman"/>
-                                  </w:rPr>
-                                  <w:t>Hons</w:t>
-                                </w:r>
-                                <w:proofErr w:type="spellEnd"/>
-                                <w:r>
-                                  <w:rPr>
-                                    <w:rFonts w:ascii="Times New Roman" w:hAnsi="Times New Roman" w:cs="Times New Roman"/>
-                                  </w:rPr>
-                                  <w:t>) Computing</w:t>
+                                  <w:t>BSc (Hons) Computing</w:t>
                                 </w:r>
                               </w:p>
                               <w:p>
@@ -933,18 +927,8 @@
                                     <w:b/>
                                     <w:sz w:val="20"/>
                                   </w:rPr>
-                                  <w:t xml:space="preserve"> you make the following declaration</w:t>
+                                  <w:t xml:space="preserve"> you make the following declaration:</w:t>
                                 </w:r>
-                                <w:proofErr w:type="gramStart"/>
-                                <w:r>
-                                  <w:rPr>
-                                    <w:rFonts w:ascii="Times New Roman" w:hAnsi="Times New Roman" w:cs="Times New Roman"/>
-                                    <w:b/>
-                                    <w:sz w:val="20"/>
-                                  </w:rPr>
-                                  <w:t>:</w:t>
-                                </w:r>
-                                <w:proofErr w:type="gramEnd"/>
                                 <w:r>
                                   <w:rPr>
                                     <w:rFonts w:ascii="Times New Roman" w:hAnsi="Times New Roman" w:cs="Times New Roman"/>
@@ -1104,7 +1088,7 @@
               </mc:Choice>
               <mc:Fallback>
                 <w:pict>
-                  <v:shape w14:anchorId="288F263E" id="Text Box 114" o:spid="_x0000_s1027" type="#_x0000_t202" style="position:absolute;margin-left:-9.75pt;margin-top:15.35pt;width:488.15pt;height:378pt;z-index:251663360;visibility:visible;mso-wrap-style:square;mso-width-percent:0;mso-height-percent:0;mso-wrap-distance-left:9pt;mso-wrap-distance-top:0;mso-wrap-distance-right:9pt;mso-wrap-distance-bottom:0;mso-position-horizontal:absolute;mso-position-horizontal-relative:text;mso-position-vertical:absolute;mso-position-vertical-relative:text;mso-width-percent:0;mso-height-percent:0;mso-width-relative:margin;mso-height-relative:margin;v-text-anchor:top" o:gfxdata="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">
+                  <v:shape w14:anchorId="4D7ABCEB" id="Text Box 114" o:spid="_x0000_s1027" type="#_x0000_t202" style="position:absolute;margin-left:-9.75pt;margin-top:15.35pt;width:488.15pt;height:378pt;z-index:251663360;visibility:visible;mso-wrap-style:square;mso-width-percent:0;mso-height-percent:0;mso-wrap-distance-left:9pt;mso-wrap-distance-top:0;mso-wrap-distance-right:9pt;mso-wrap-distance-bottom:0;mso-position-horizontal:absolute;mso-position-horizontal-relative:text;mso-position-vertical:absolute;mso-position-vertical-relative:text;mso-width-percent:0;mso-height-percent:0;mso-width-relative:margin;mso-height-relative:margin;v-text-anchor:top" o:gfxdata="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">
                     <v:textbox>
                       <w:txbxContent>
                         <w:p>
@@ -1152,21 +1136,7 @@
                               <w:rFonts w:ascii="Times New Roman" w:hAnsi="Times New Roman" w:cs="Times New Roman"/>
                             </w:rPr>
                             <w:tab/>
-                            <w:t>BSc (</w:t>
-                          </w:r>
-                          <w:proofErr w:type="spellStart"/>
-                          <w:r>
-                            <w:rPr>
-                              <w:rFonts w:ascii="Times New Roman" w:hAnsi="Times New Roman" w:cs="Times New Roman"/>
-                            </w:rPr>
-                            <w:t>Hons</w:t>
-                          </w:r>
-                          <w:proofErr w:type="spellEnd"/>
-                          <w:r>
-                            <w:rPr>
-                              <w:rFonts w:ascii="Times New Roman" w:hAnsi="Times New Roman" w:cs="Times New Roman"/>
-                            </w:rPr>
-                            <w:t>) Computing</w:t>
+                            <w:t>BSc (Hons) Computing</w:t>
                           </w:r>
                         </w:p>
                         <w:p>
@@ -1563,18 +1533,8 @@
                               <w:b/>
                               <w:sz w:val="20"/>
                             </w:rPr>
-                            <w:t xml:space="preserve"> you make the following declaration</w:t>
+                            <w:t xml:space="preserve"> you make the following declaration:</w:t>
                           </w:r>
-                          <w:proofErr w:type="gramStart"/>
-                          <w:r>
-                            <w:rPr>
-                              <w:rFonts w:ascii="Times New Roman" w:hAnsi="Times New Roman" w:cs="Times New Roman"/>
-                              <w:b/>
-                              <w:sz w:val="20"/>
-                            </w:rPr>
-                            <w:t>:</w:t>
-                          </w:r>
-                          <w:proofErr w:type="gramEnd"/>
                           <w:r>
                             <w:rPr>
                               <w:rFonts w:ascii="Times New Roman" w:hAnsi="Times New Roman" w:cs="Times New Roman"/>
@@ -1816,7 +1776,7 @@
             <mc:AlternateContent>
               <mc:Choice Requires="wps">
                 <w:drawing>
-                  <wp:anchor distT="0" distB="0" distL="114300" distR="114300" simplePos="0" relativeHeight="251665408" behindDoc="0" locked="0" layoutInCell="1" allowOverlap="1" wp14:anchorId="1D2D08BE" wp14:editId="63B53098">
+                  <wp:anchor distT="0" distB="0" distL="114300" distR="114300" simplePos="0" relativeHeight="251665408" behindDoc="0" locked="0" layoutInCell="1" allowOverlap="1" wp14:anchorId="544631C5" wp14:editId="23F041FD">
                     <wp:simplePos x="0" y="0"/>
                     <wp:positionH relativeFrom="column">
                       <wp:posOffset>5103495</wp:posOffset>
@@ -1879,7 +1839,7 @@
               </mc:Choice>
               <mc:Fallback>
                 <w:pict>
-                  <v:rect w14:anchorId="1D2D08BE" id="Rectangle 113" o:spid="_x0000_s1028" style="position:absolute;margin-left:401.85pt;margin-top:29.45pt;width:58.9pt;height:24.3pt;z-index:251665408;visibility:visible;mso-wrap-style:square;mso-width-percent:0;mso-height-percent:0;mso-wrap-distance-left:9pt;mso-wrap-distance-top:0;mso-wrap-distance-right:9pt;mso-wrap-distance-bottom:0;mso-position-horizontal:absolute;mso-position-horizontal-relative:text;mso-position-vertical:absolute;mso-position-vertical-relative:text;mso-width-percent:0;mso-height-percent:0;mso-width-relative:page;mso-height-relative:page;v-text-anchor:top" o:gfxdata="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">
+                  <v:rect w14:anchorId="544631C5" id="Rectangle 113" o:spid="_x0000_s1028" style="position:absolute;margin-left:401.85pt;margin-top:29.45pt;width:58.9pt;height:24.3pt;z-index:251665408;visibility:visible;mso-wrap-style:square;mso-width-percent:0;mso-height-percent:0;mso-wrap-distance-left:9pt;mso-wrap-distance-top:0;mso-wrap-distance-right:9pt;mso-wrap-distance-bottom:0;mso-position-horizontal:absolute;mso-position-horizontal-relative:text;mso-position-vertical:absolute;mso-position-vertical-relative:text;mso-width-percent:0;mso-height-percent:0;mso-width-relative:page;mso-height-relative:page;v-text-anchor:top" o:gfxdata="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">
                     <v:textbox>
                       <w:txbxContent>
                         <w:p/>
@@ -1900,7 +1860,7 @@
             <mc:AlternateContent>
               <mc:Choice Requires="wps">
                 <w:drawing>
-                  <wp:anchor distT="0" distB="0" distL="114300" distR="114300" simplePos="0" relativeHeight="251664384" behindDoc="0" locked="0" layoutInCell="1" allowOverlap="1" wp14:anchorId="391633AD" wp14:editId="23C94260">
+                  <wp:anchor distT="0" distB="0" distL="114300" distR="114300" simplePos="0" relativeHeight="251664384" behindDoc="0" locked="0" layoutInCell="1" allowOverlap="1" wp14:anchorId="53203E35" wp14:editId="16FF530B">
                     <wp:simplePos x="0" y="0"/>
                     <wp:positionH relativeFrom="column">
                       <wp:posOffset>1150620</wp:posOffset>
@@ -1970,7 +1930,7 @@
               </mc:Choice>
               <mc:Fallback>
                 <w:pict>
-                  <v:rect w14:anchorId="391633AD" id="Rectangle 112" o:spid="_x0000_s1029" style="position:absolute;margin-left:90.6pt;margin-top:28.85pt;width:58.9pt;height:24.3pt;z-index:251664384;visibility:visible;mso-wrap-style:square;mso-width-percent:0;mso-height-percent:0;mso-wrap-distance-left:9pt;mso-wrap-distance-top:0;mso-wrap-distance-right:9pt;mso-wrap-distance-bottom:0;mso-position-horizontal:absolute;mso-position-horizontal-relative:text;mso-position-vertical:absolute;mso-position-vertical-relative:text;mso-width-percent:0;mso-height-percent:0;mso-width-relative:page;mso-height-relative:page;v-text-anchor:top" o:gfxdata="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">
+                  <v:rect w14:anchorId="53203E35" id="Rectangle 112" o:spid="_x0000_s1029" style="position:absolute;margin-left:90.6pt;margin-top:28.85pt;width:58.9pt;height:24.3pt;z-index:251664384;visibility:visible;mso-wrap-style:square;mso-width-percent:0;mso-height-percent:0;mso-wrap-distance-left:9pt;mso-wrap-distance-top:0;mso-wrap-distance-right:9pt;mso-wrap-distance-bottom:0;mso-position-horizontal:absolute;mso-position-horizontal-relative:text;mso-position-vertical:absolute;mso-position-vertical-relative:text;mso-width-percent:0;mso-height-percent:0;mso-width-relative:page;mso-height-relative:page;v-text-anchor:top" o:gfxdata="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">
                     <v:textbox>
                       <w:txbxContent>
                         <w:p>
@@ -2138,7 +2098,7 @@
             <mc:AlternateContent>
               <mc:Choice Requires="wps">
                 <w:drawing>
-                  <wp:anchor distT="0" distB="0" distL="114300" distR="114300" simplePos="0" relativeHeight="251660288" behindDoc="0" locked="0" layoutInCell="1" allowOverlap="1" wp14:anchorId="7B041E22" wp14:editId="68050692">
+                  <wp:anchor distT="0" distB="0" distL="114300" distR="114300" simplePos="0" relativeHeight="251660288" behindDoc="0" locked="0" layoutInCell="1" allowOverlap="1" wp14:anchorId="5C219407" wp14:editId="0F38B1E1">
                     <wp:simplePos x="0" y="0"/>
                     <wp:positionH relativeFrom="column">
                       <wp:posOffset>-123825</wp:posOffset>
@@ -2286,7 +2246,7 @@
               </mc:Choice>
               <mc:Fallback>
                 <w:pict>
-                  <v:rect w14:anchorId="7B041E22" id="Rectangle 111" o:spid="_x0000_s1030" style="position:absolute;margin-left:-9.75pt;margin-top:7.55pt;width:488.15pt;height:66.75pt;z-index:251660288;visibility:visible;mso-wrap-style:square;mso-width-percent:0;mso-height-percent:0;mso-wrap-distance-left:9pt;mso-wrap-distance-top:0;mso-wrap-distance-right:9pt;mso-wrap-distance-bottom:0;mso-position-horizontal:absolute;mso-position-horizontal-relative:text;mso-position-vertical:absolute;mso-position-vertical-relative:text;mso-width-percent:0;mso-height-percent:0;mso-width-relative:page;mso-height-relative:page;v-text-anchor:middle" o:gfxdata="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" fillcolor="white [3212]" strokecolor="#1f4d78 [1604]" strokeweight="1pt">
+                  <v:rect w14:anchorId="5C219407" id="Rectangle 111" o:spid="_x0000_s1030" style="position:absolute;margin-left:-9.75pt;margin-top:7.55pt;width:488.15pt;height:66.75pt;z-index:251660288;visibility:visible;mso-wrap-style:square;mso-width-percent:0;mso-height-percent:0;mso-wrap-distance-left:9pt;mso-wrap-distance-top:0;mso-wrap-distance-right:9pt;mso-wrap-distance-bottom:0;mso-position-horizontal:absolute;mso-position-horizontal-relative:text;mso-position-vertical:absolute;mso-position-vertical-relative:text;mso-width-percent:0;mso-height-percent:0;mso-width-relative:page;mso-height-relative:page;v-text-anchor:middle" o:gfxdata="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" fillcolor="white [3212]" strokecolor="#1f4d78 [1604]" strokeweight="1pt">
                     <v:path arrowok="t"/>
                     <v:textbox>
                       <w:txbxContent>
@@ -2382,7 +2342,7 @@
             <mc:AlternateContent>
               <mc:Choice Requires="wps">
                 <w:drawing>
-                  <wp:anchor distT="0" distB="0" distL="114300" distR="114300" simplePos="0" relativeHeight="251666432" behindDoc="0" locked="0" layoutInCell="1" allowOverlap="1" wp14:anchorId="23D9F192" wp14:editId="7B154268">
+                  <wp:anchor distT="0" distB="0" distL="114300" distR="114300" simplePos="0" relativeHeight="251666432" behindDoc="0" locked="0" layoutInCell="1" allowOverlap="1" wp14:anchorId="0D0CB658" wp14:editId="3BBC0AE3">
                     <wp:simplePos x="0" y="0"/>
                     <wp:positionH relativeFrom="column">
                       <wp:posOffset>-48895</wp:posOffset>
@@ -2465,7 +2425,7 @@
             <mc:AlternateContent>
               <mc:Choice Requires="wps">
                 <w:drawing>
-                  <wp:anchor distT="0" distB="0" distL="114300" distR="114300" simplePos="0" relativeHeight="251667456" behindDoc="0" locked="0" layoutInCell="1" allowOverlap="1" wp14:anchorId="79A17DD9" wp14:editId="4365E797">
+                  <wp:anchor distT="0" distB="0" distL="114300" distR="114300" simplePos="0" relativeHeight="251667456" behindDoc="0" locked="0" layoutInCell="1" allowOverlap="1" wp14:anchorId="37FA73CB" wp14:editId="1E38F79C">
                     <wp:simplePos x="0" y="0"/>
                     <wp:positionH relativeFrom="column">
                       <wp:posOffset>-124460</wp:posOffset>
@@ -2593,8 +2553,6 @@
             <w:tab/>
             <w:t>Date: ________________</w:t>
           </w:r>
-          <w:bookmarkStart w:id="0" w:name="_GoBack"/>
-          <w:bookmarkEnd w:id="0"/>
           <w:r>
             <w:rPr>
               <w:noProof/>
@@ -2602,7 +2560,7 @@
             <mc:AlternateContent>
               <mc:Choice Requires="wps">
                 <w:drawing>
-                  <wp:anchor distT="0" distB="0" distL="114300" distR="114300" simplePos="0" relativeHeight="251659264" behindDoc="0" locked="0" layoutInCell="1" allowOverlap="1" wp14:anchorId="37726C24" wp14:editId="3BAB6437">
+                  <wp:anchor distT="0" distB="0" distL="114300" distR="114300" simplePos="0" relativeHeight="251659264" behindDoc="0" locked="0" layoutInCell="1" allowOverlap="1" wp14:anchorId="0A7FCC61" wp14:editId="63D05B42">
                     <wp:simplePos x="0" y="0"/>
                     <wp:positionH relativeFrom="page">
                       <wp:posOffset>2790825</wp:posOffset>
@@ -2756,7 +2714,7 @@
               </mc:Choice>
               <mc:Fallback>
                 <w:pict>
-                  <v:shape w14:anchorId="37726C24" id="Text Box 464" o:spid="_x0000_s1031" type="#_x0000_t202" style="position:absolute;margin-left:219.75pt;margin-top:147pt;width:360.75pt;height:84.2pt;z-index:251659264;visibility:visible;mso-wrap-style:square;mso-width-percent:0;mso-height-percent:0;mso-wrap-distance-left:9pt;mso-wrap-distance-top:0;mso-wrap-distance-right:9pt;mso-wrap-distance-bottom:0;mso-position-horizontal:absolute;mso-position-horizontal-relative:page;mso-position-vertical:absolute;mso-position-vertical-relative:page;mso-width-percent:0;mso-height-percent:0;mso-width-relative:page;mso-height-relative:margin;v-text-anchor:top" o:gfxdata="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" filled="f" stroked="f" strokeweight=".5pt">
+                  <v:shape w14:anchorId="0A7FCC61" id="Text Box 464" o:spid="_x0000_s1031" type="#_x0000_t202" style="position:absolute;margin-left:219.75pt;margin-top:147pt;width:360.75pt;height:84.2pt;z-index:251659264;visibility:visible;mso-wrap-style:square;mso-width-percent:0;mso-height-percent:0;mso-wrap-distance-left:9pt;mso-wrap-distance-top:0;mso-wrap-distance-right:9pt;mso-wrap-distance-bottom:0;mso-position-horizontal:absolute;mso-position-horizontal-relative:page;mso-position-vertical:absolute;mso-position-vertical-relative:page;mso-width-percent:0;mso-height-percent:0;mso-width-relative:page;mso-height-relative:margin;v-text-anchor:top" o:gfxdata="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" filled="f" stroked="f" strokeweight=".5pt">
                     <v:textbox style="mso-fit-shape-to-text:t" inset="0,0,0,0">
                       <w:txbxContent>
                         <w:p>
@@ -2856,9 +2814,1972 @@
       </w:sdtContent>
     </w:sdt>
     <w:p/>
+    <w:p>
+      <w:pPr>
+        <w:pStyle w:val="Heading1"/>
+      </w:pPr>
+      <w:bookmarkStart w:id="0" w:name="_Toc224735239"/>
+      <w:r>
+        <w:lastRenderedPageBreak/>
+        <w:t>Abstract</w:t>
+      </w:r>
+      <w:bookmarkEnd w:id="0"/>
+    </w:p>
+    <w:p/>
+    <w:p/>
+    <w:p/>
+    <w:p/>
+    <w:p/>
+    <w:p/>
+    <w:p/>
+    <w:p/>
+    <w:p/>
+    <w:p/>
+    <w:p/>
+    <w:p/>
+    <w:p/>
+    <w:p/>
+    <w:p/>
+    <w:p/>
+    <w:p/>
+    <w:p/>
+    <w:p/>
+    <w:p/>
+    <w:p/>
+    <w:p/>
+    <w:p/>
+    <w:p/>
+    <w:p/>
+    <w:p/>
+    <w:p/>
+    <w:p/>
+    <w:p>
+      <w:pPr>
+        <w:pStyle w:val="Heading1"/>
+      </w:pPr>
+      <w:bookmarkStart w:id="1" w:name="_Toc224735240"/>
+      <w:r>
+        <w:lastRenderedPageBreak/>
+        <w:t>Student Declaration</w:t>
+      </w:r>
+      <w:bookmarkEnd w:id="1"/>
+    </w:p>
+    <w:p/>
+    <w:p/>
+    <w:p/>
+    <w:p/>
+    <w:p/>
+    <w:p/>
+    <w:p/>
+    <w:p/>
+    <w:p/>
+    <w:p/>
+    <w:p/>
+    <w:p/>
+    <w:p/>
+    <w:p/>
+    <w:p/>
+    <w:p/>
+    <w:p/>
+    <w:p/>
+    <w:p/>
+    <w:p/>
+    <w:p/>
+    <w:p/>
+    <w:p/>
+    <w:p/>
+    <w:p/>
+    <w:p/>
+    <w:p/>
+    <w:p/>
+    <w:p>
+      <w:pPr>
+        <w:pStyle w:val="Heading1"/>
+      </w:pPr>
+      <w:bookmarkStart w:id="2" w:name="_Toc224735241"/>
+      <w:r>
+        <w:lastRenderedPageBreak/>
+        <w:t>Table of Contents</w:t>
+      </w:r>
+      <w:bookmarkEnd w:id="2"/>
+    </w:p>
+    <w:p/>
+    <w:p/>
+    <w:p/>
+    <w:p/>
+    <w:p/>
+    <w:p/>
+    <w:p/>
+    <w:p/>
+    <w:p/>
+    <w:p/>
+    <w:p/>
+    <w:p/>
+    <w:p/>
+    <w:p/>
+    <w:p/>
+    <w:p/>
+    <w:p/>
+    <w:p/>
+    <w:p/>
+    <w:p/>
+    <w:p/>
+    <w:p/>
+    <w:p/>
+    <w:p/>
+    <w:p/>
+    <w:p/>
+    <w:p/>
+    <w:p/>
+    <w:p>
+      <w:pPr>
+        <w:pStyle w:val="Heading1"/>
+      </w:pPr>
+      <w:bookmarkStart w:id="3" w:name="_Toc224735242"/>
+      <w:r>
+        <w:lastRenderedPageBreak/>
+        <w:t>List of Figures/Tables</w:t>
+      </w:r>
+      <w:bookmarkEnd w:id="3"/>
+    </w:p>
+    <w:p>
+      <w:pPr>
+        <w:pStyle w:val="Heading1"/>
+      </w:pPr>
+      <w:bookmarkStart w:id="4" w:name="_Toc224735243"/>
+      <w:r>
+        <w:t>List of Appendices</w:t>
+      </w:r>
+      <w:bookmarkEnd w:id="4"/>
+    </w:p>
+    <w:p>
+      <w:pPr>
+        <w:pStyle w:val="Heading1"/>
+      </w:pPr>
+      <w:bookmarkStart w:id="5" w:name="_Toc224735244"/>
+      <w:r>
+        <w:t>List of Abbreviations</w:t>
+      </w:r>
+      <w:bookmarkEnd w:id="5"/>
+    </w:p>
+    <w:p/>
+    <w:p/>
+    <w:p/>
+    <w:p/>
+    <w:p/>
+    <w:p/>
+    <w:p/>
+    <w:p/>
+    <w:p/>
+    <w:p/>
+    <w:p/>
+    <w:p/>
+    <w:p/>
+    <w:p/>
+    <w:p/>
+    <w:p/>
+    <w:p/>
+    <w:p/>
+    <w:p/>
+    <w:p/>
+    <w:p/>
+    <w:p/>
+    <w:p/>
+    <w:p/>
+    <w:p/>
+    <w:p/>
+    <w:p>
+      <w:pPr>
+        <w:pStyle w:val="Heading1"/>
+      </w:pPr>
+      <w:bookmarkStart w:id="6" w:name="_Toc224735245"/>
+      <w:r>
+        <w:t>Acknowledgement</w:t>
+      </w:r>
+      <w:bookmarkEnd w:id="6"/>
+    </w:p>
+    <w:p/>
+    <w:p/>
+    <w:p/>
+    <w:p/>
+    <w:p/>
+    <w:p/>
+    <w:p/>
+    <w:p/>
+    <w:p/>
+    <w:p/>
+    <w:p/>
+    <w:p/>
+    <w:p/>
+    <w:p/>
+    <w:p/>
+    <w:p/>
+    <w:p/>
+    <w:p/>
+    <w:p/>
+    <w:p/>
+    <w:p>
+      <w:pPr>
+        <w:sectPr>
+          <w:footerReference w:type="default" r:id="rId9"/>
+          <w:pgSz w:w="12240" w:h="15840"/>
+          <w:pgMar w:top="1440" w:right="1440" w:bottom="1440" w:left="1440" w:header="720" w:footer="720" w:gutter="0"/>
+          <w:pgNumType w:fmt="lowerRoman"/>
+          <w:cols w:space="720"/>
+          <w:docGrid w:linePitch="360"/>
+        </w:sectPr>
+      </w:pPr>
+    </w:p>
+    <w:p/>
+    <w:sdt>
+      <w:sdtPr>
+        <w:id w:val="-213127548"/>
+        <w:docPartObj>
+          <w:docPartGallery w:val="Table of Contents"/>
+          <w:docPartUnique/>
+        </w:docPartObj>
+      </w:sdtPr>
+      <w:sdtEndPr>
+        <w:rPr>
+          <w:rFonts w:asciiTheme="minorHAnsi" w:eastAsiaTheme="minorHAnsi" w:hAnsiTheme="minorHAnsi" w:cstheme="minorBidi"/>
+          <w:b/>
+          <w:bCs/>
+          <w:noProof/>
+          <w:color w:val="auto"/>
+          <w:sz w:val="22"/>
+          <w:szCs w:val="22"/>
+        </w:rPr>
+      </w:sdtEndPr>
+      <w:sdtContent>
+        <w:p>
+          <w:pPr>
+            <w:pStyle w:val="TOCHeading"/>
+          </w:pPr>
+          <w:r>
+            <w:t>Table of Contents</w:t>
+          </w:r>
+        </w:p>
+        <w:p>
+          <w:pPr>
+            <w:pStyle w:val="TOC1"/>
+            <w:tabs>
+              <w:tab w:val="right" w:leader="dot" w:pos="9350"/>
+            </w:tabs>
+            <w:rPr>
+              <w:rFonts w:eastAsiaTheme="minorEastAsia"/>
+              <w:noProof/>
+              <w:kern w:val="2"/>
+              <w:sz w:val="24"/>
+              <w:szCs w:val="24"/>
+              <w14:ligatures w14:val="standardContextual"/>
+            </w:rPr>
+          </w:pPr>
+          <w:r>
+            <w:fldChar w:fldCharType="begin"/>
+          </w:r>
+          <w:r>
+            <w:instrText xml:space="preserve"> TOC \o "1-3" \h \z \u </w:instrText>
+          </w:r>
+          <w:r>
+            <w:fldChar w:fldCharType="separate"/>
+          </w:r>
+          <w:hyperlink w:anchor="_Toc224735239" w:history="1">
+            <w:r>
+              <w:rPr>
+                <w:rStyle w:val="Hyperlink"/>
+                <w:noProof/>
+              </w:rPr>
+              <w:t>Abstract</w:t>
+            </w:r>
+            <w:r>
+              <w:rPr>
+                <w:noProof/>
+                <w:webHidden/>
+              </w:rPr>
+              <w:tab/>
+            </w:r>
+            <w:r>
+              <w:rPr>
+                <w:noProof/>
+                <w:webHidden/>
+              </w:rPr>
+              <w:fldChar w:fldCharType="begin"/>
+            </w:r>
+            <w:r>
+              <w:rPr>
+                <w:noProof/>
+                <w:webHidden/>
+              </w:rPr>
+              <w:instrText xml:space="preserve"> PAGEREF _Toc224735239 \h </w:instrText>
+            </w:r>
+            <w:r>
+              <w:rPr>
+                <w:noProof/>
+                <w:webHidden/>
+              </w:rPr>
+            </w:r>
+            <w:r>
+              <w:rPr>
+                <w:noProof/>
+                <w:webHidden/>
+              </w:rPr>
+              <w:fldChar w:fldCharType="separate"/>
+            </w:r>
+            <w:r>
+              <w:rPr>
+                <w:noProof/>
+                <w:webHidden/>
+              </w:rPr>
+              <w:t>ii</w:t>
+            </w:r>
+            <w:r>
+              <w:rPr>
+                <w:noProof/>
+                <w:webHidden/>
+              </w:rPr>
+              <w:fldChar w:fldCharType="end"/>
+            </w:r>
+          </w:hyperlink>
+        </w:p>
+        <w:p>
+          <w:pPr>
+            <w:pStyle w:val="TOC1"/>
+            <w:tabs>
+              <w:tab w:val="right" w:leader="dot" w:pos="9350"/>
+            </w:tabs>
+            <w:rPr>
+              <w:rFonts w:eastAsiaTheme="minorEastAsia"/>
+              <w:noProof/>
+              <w:kern w:val="2"/>
+              <w:sz w:val="24"/>
+              <w:szCs w:val="24"/>
+              <w14:ligatures w14:val="standardContextual"/>
+            </w:rPr>
+          </w:pPr>
+          <w:hyperlink w:anchor="_Toc224735240" w:history="1">
+            <w:r>
+              <w:rPr>
+                <w:rStyle w:val="Hyperlink"/>
+                <w:noProof/>
+              </w:rPr>
+              <w:t>Student Declaration</w:t>
+            </w:r>
+            <w:r>
+              <w:rPr>
+                <w:noProof/>
+                <w:webHidden/>
+              </w:rPr>
+              <w:tab/>
+            </w:r>
+            <w:r>
+              <w:rPr>
+                <w:noProof/>
+                <w:webHidden/>
+              </w:rPr>
+              <w:fldChar w:fldCharType="begin"/>
+            </w:r>
+            <w:r>
+              <w:rPr>
+                <w:noProof/>
+                <w:webHidden/>
+              </w:rPr>
+              <w:instrText xml:space="preserve"> PAGEREF _Toc224735240 \h </w:instrText>
+            </w:r>
+            <w:r>
+              <w:rPr>
+                <w:noProof/>
+                <w:webHidden/>
+              </w:rPr>
+            </w:r>
+            <w:r>
+              <w:rPr>
+                <w:noProof/>
+                <w:webHidden/>
+              </w:rPr>
+              <w:fldChar w:fldCharType="separate"/>
+            </w:r>
+            <w:r>
+              <w:rPr>
+                <w:noProof/>
+                <w:webHidden/>
+              </w:rPr>
+              <w:t>iii</w:t>
+            </w:r>
+            <w:r>
+              <w:rPr>
+                <w:noProof/>
+                <w:webHidden/>
+              </w:rPr>
+              <w:fldChar w:fldCharType="end"/>
+            </w:r>
+          </w:hyperlink>
+        </w:p>
+        <w:p>
+          <w:pPr>
+            <w:pStyle w:val="TOC1"/>
+            <w:tabs>
+              <w:tab w:val="right" w:leader="dot" w:pos="9350"/>
+            </w:tabs>
+            <w:rPr>
+              <w:rFonts w:eastAsiaTheme="minorEastAsia"/>
+              <w:noProof/>
+              <w:kern w:val="2"/>
+              <w:sz w:val="24"/>
+              <w:szCs w:val="24"/>
+              <w14:ligatures w14:val="standardContextual"/>
+            </w:rPr>
+          </w:pPr>
+          <w:hyperlink w:anchor="_Toc224735241" w:history="1">
+            <w:r>
+              <w:rPr>
+                <w:rStyle w:val="Hyperlink"/>
+                <w:noProof/>
+              </w:rPr>
+              <w:t>Table of Contents</w:t>
+            </w:r>
+            <w:r>
+              <w:rPr>
+                <w:noProof/>
+                <w:webHidden/>
+              </w:rPr>
+              <w:tab/>
+            </w:r>
+            <w:r>
+              <w:rPr>
+                <w:noProof/>
+                <w:webHidden/>
+              </w:rPr>
+              <w:fldChar w:fldCharType="begin"/>
+            </w:r>
+            <w:r>
+              <w:rPr>
+                <w:noProof/>
+                <w:webHidden/>
+              </w:rPr>
+              <w:instrText xml:space="preserve"> PAGEREF _Toc224735241 \h </w:instrText>
+            </w:r>
+            <w:r>
+              <w:rPr>
+                <w:noProof/>
+                <w:webHidden/>
+              </w:rPr>
+            </w:r>
+            <w:r>
+              <w:rPr>
+                <w:noProof/>
+                <w:webHidden/>
+              </w:rPr>
+              <w:fldChar w:fldCharType="separate"/>
+            </w:r>
+            <w:r>
+              <w:rPr>
+                <w:noProof/>
+                <w:webHidden/>
+              </w:rPr>
+              <w:t>iv</w:t>
+            </w:r>
+            <w:r>
+              <w:rPr>
+                <w:noProof/>
+                <w:webHidden/>
+              </w:rPr>
+              <w:fldChar w:fldCharType="end"/>
+            </w:r>
+          </w:hyperlink>
+        </w:p>
+        <w:p>
+          <w:pPr>
+            <w:pStyle w:val="TOC1"/>
+            <w:tabs>
+              <w:tab w:val="right" w:leader="dot" w:pos="9350"/>
+            </w:tabs>
+            <w:rPr>
+              <w:rFonts w:eastAsiaTheme="minorEastAsia"/>
+              <w:noProof/>
+              <w:kern w:val="2"/>
+              <w:sz w:val="24"/>
+              <w:szCs w:val="24"/>
+              <w14:ligatures w14:val="standardContextual"/>
+            </w:rPr>
+          </w:pPr>
+          <w:hyperlink w:anchor="_Toc224735242" w:history="1">
+            <w:r>
+              <w:rPr>
+                <w:rStyle w:val="Hyperlink"/>
+                <w:noProof/>
+              </w:rPr>
+              <w:t>List of Figures/Tables</w:t>
+            </w:r>
+            <w:r>
+              <w:rPr>
+                <w:noProof/>
+                <w:webHidden/>
+              </w:rPr>
+              <w:tab/>
+            </w:r>
+            <w:r>
+              <w:rPr>
+                <w:noProof/>
+                <w:webHidden/>
+              </w:rPr>
+              <w:fldChar w:fldCharType="begin"/>
+            </w:r>
+            <w:r>
+              <w:rPr>
+                <w:noProof/>
+                <w:webHidden/>
+              </w:rPr>
+              <w:instrText xml:space="preserve"> PAGEREF _Toc224735242 \h </w:instrText>
+            </w:r>
+            <w:r>
+              <w:rPr>
+                <w:noProof/>
+                <w:webHidden/>
+              </w:rPr>
+            </w:r>
+            <w:r>
+              <w:rPr>
+                <w:noProof/>
+                <w:webHidden/>
+              </w:rPr>
+              <w:fldChar w:fldCharType="separate"/>
+            </w:r>
+            <w:r>
+              <w:rPr>
+                <w:noProof/>
+                <w:webHidden/>
+              </w:rPr>
+              <w:t>v</w:t>
+            </w:r>
+            <w:r>
+              <w:rPr>
+                <w:noProof/>
+                <w:webHidden/>
+              </w:rPr>
+              <w:fldChar w:fldCharType="end"/>
+            </w:r>
+          </w:hyperlink>
+        </w:p>
+        <w:p>
+          <w:pPr>
+            <w:pStyle w:val="TOC1"/>
+            <w:tabs>
+              <w:tab w:val="right" w:leader="dot" w:pos="9350"/>
+            </w:tabs>
+            <w:rPr>
+              <w:rFonts w:eastAsiaTheme="minorEastAsia"/>
+              <w:noProof/>
+              <w:kern w:val="2"/>
+              <w:sz w:val="24"/>
+              <w:szCs w:val="24"/>
+              <w14:ligatures w14:val="standardContextual"/>
+            </w:rPr>
+          </w:pPr>
+          <w:hyperlink w:anchor="_Toc224735243" w:history="1">
+            <w:r>
+              <w:rPr>
+                <w:rStyle w:val="Hyperlink"/>
+                <w:noProof/>
+              </w:rPr>
+              <w:t>List of Appendices</w:t>
+            </w:r>
+            <w:r>
+              <w:rPr>
+                <w:noProof/>
+                <w:webHidden/>
+              </w:rPr>
+              <w:tab/>
+            </w:r>
+            <w:r>
+              <w:rPr>
+                <w:noProof/>
+                <w:webHidden/>
+              </w:rPr>
+              <w:fldChar w:fldCharType="begin"/>
+            </w:r>
+            <w:r>
+              <w:rPr>
+                <w:noProof/>
+                <w:webHidden/>
+              </w:rPr>
+              <w:instrText xml:space="preserve"> PAGEREF _Toc224735243 \h </w:instrText>
+            </w:r>
+            <w:r>
+              <w:rPr>
+                <w:noProof/>
+                <w:webHidden/>
+              </w:rPr>
+            </w:r>
+            <w:r>
+              <w:rPr>
+                <w:noProof/>
+                <w:webHidden/>
+              </w:rPr>
+              <w:fldChar w:fldCharType="separate"/>
+            </w:r>
+            <w:r>
+              <w:rPr>
+                <w:noProof/>
+                <w:webHidden/>
+              </w:rPr>
+              <w:t>v</w:t>
+            </w:r>
+            <w:r>
+              <w:rPr>
+                <w:noProof/>
+                <w:webHidden/>
+              </w:rPr>
+              <w:fldChar w:fldCharType="end"/>
+            </w:r>
+          </w:hyperlink>
+        </w:p>
+        <w:p>
+          <w:pPr>
+            <w:pStyle w:val="TOC1"/>
+            <w:tabs>
+              <w:tab w:val="right" w:leader="dot" w:pos="9350"/>
+            </w:tabs>
+            <w:rPr>
+              <w:rFonts w:eastAsiaTheme="minorEastAsia"/>
+              <w:noProof/>
+              <w:kern w:val="2"/>
+              <w:sz w:val="24"/>
+              <w:szCs w:val="24"/>
+              <w14:ligatures w14:val="standardContextual"/>
+            </w:rPr>
+          </w:pPr>
+          <w:hyperlink w:anchor="_Toc224735244" w:history="1">
+            <w:r>
+              <w:rPr>
+                <w:rStyle w:val="Hyperlink"/>
+                <w:noProof/>
+              </w:rPr>
+              <w:t>List of Abbreviations</w:t>
+            </w:r>
+            <w:r>
+              <w:rPr>
+                <w:noProof/>
+                <w:webHidden/>
+              </w:rPr>
+              <w:tab/>
+            </w:r>
+            <w:r>
+              <w:rPr>
+                <w:noProof/>
+                <w:webHidden/>
+              </w:rPr>
+              <w:fldChar w:fldCharType="begin"/>
+            </w:r>
+            <w:r>
+              <w:rPr>
+                <w:noProof/>
+                <w:webHidden/>
+              </w:rPr>
+              <w:instrText xml:space="preserve"> PAGEREF _Toc224735244 \h </w:instrText>
+            </w:r>
+            <w:r>
+              <w:rPr>
+                <w:noProof/>
+                <w:webHidden/>
+              </w:rPr>
+            </w:r>
+            <w:r>
+              <w:rPr>
+                <w:noProof/>
+                <w:webHidden/>
+              </w:rPr>
+              <w:fldChar w:fldCharType="separate"/>
+            </w:r>
+            <w:r>
+              <w:rPr>
+                <w:noProof/>
+                <w:webHidden/>
+              </w:rPr>
+              <w:t>v</w:t>
+            </w:r>
+            <w:r>
+              <w:rPr>
+                <w:noProof/>
+                <w:webHidden/>
+              </w:rPr>
+              <w:fldChar w:fldCharType="end"/>
+            </w:r>
+          </w:hyperlink>
+        </w:p>
+        <w:p>
+          <w:pPr>
+            <w:pStyle w:val="TOC1"/>
+            <w:tabs>
+              <w:tab w:val="right" w:leader="dot" w:pos="9350"/>
+            </w:tabs>
+            <w:rPr>
+              <w:rFonts w:eastAsiaTheme="minorEastAsia"/>
+              <w:noProof/>
+              <w:kern w:val="2"/>
+              <w:sz w:val="24"/>
+              <w:szCs w:val="24"/>
+              <w14:ligatures w14:val="standardContextual"/>
+            </w:rPr>
+          </w:pPr>
+          <w:hyperlink w:anchor="_Toc224735245" w:history="1">
+            <w:r>
+              <w:rPr>
+                <w:rStyle w:val="Hyperlink"/>
+                <w:noProof/>
+              </w:rPr>
+              <w:t>Acknowledgement</w:t>
+            </w:r>
+            <w:r>
+              <w:rPr>
+                <w:noProof/>
+                <w:webHidden/>
+              </w:rPr>
+              <w:tab/>
+            </w:r>
+            <w:r>
+              <w:rPr>
+                <w:noProof/>
+                <w:webHidden/>
+              </w:rPr>
+              <w:fldChar w:fldCharType="begin"/>
+            </w:r>
+            <w:r>
+              <w:rPr>
+                <w:noProof/>
+                <w:webHidden/>
+              </w:rPr>
+              <w:instrText xml:space="preserve"> PAGEREF _Toc224735245 \h </w:instrText>
+            </w:r>
+            <w:r>
+              <w:rPr>
+                <w:noProof/>
+                <w:webHidden/>
+              </w:rPr>
+            </w:r>
+            <w:r>
+              <w:rPr>
+                <w:noProof/>
+                <w:webHidden/>
+              </w:rPr>
+              <w:fldChar w:fldCharType="separate"/>
+            </w:r>
+            <w:r>
+              <w:rPr>
+                <w:noProof/>
+                <w:webHidden/>
+              </w:rPr>
+              <w:t>vi</w:t>
+            </w:r>
+            <w:r>
+              <w:rPr>
+                <w:noProof/>
+                <w:webHidden/>
+              </w:rPr>
+              <w:fldChar w:fldCharType="end"/>
+            </w:r>
+          </w:hyperlink>
+        </w:p>
+        <w:p>
+          <w:pPr>
+            <w:pStyle w:val="TOC1"/>
+            <w:tabs>
+              <w:tab w:val="right" w:leader="dot" w:pos="9350"/>
+            </w:tabs>
+            <w:rPr>
+              <w:rFonts w:eastAsiaTheme="minorEastAsia"/>
+              <w:noProof/>
+              <w:kern w:val="2"/>
+              <w:sz w:val="24"/>
+              <w:szCs w:val="24"/>
+              <w14:ligatures w14:val="standardContextual"/>
+            </w:rPr>
+          </w:pPr>
+          <w:hyperlink w:anchor="_Toc224735246" w:history="1">
+            <w:r>
+              <w:rPr>
+                <w:rStyle w:val="Hyperlink"/>
+                <w:noProof/>
+              </w:rPr>
+              <w:t>Chapter 1: Introduction</w:t>
+            </w:r>
+            <w:r>
+              <w:rPr>
+                <w:noProof/>
+                <w:webHidden/>
+              </w:rPr>
+              <w:tab/>
+            </w:r>
+            <w:r>
+              <w:rPr>
+                <w:noProof/>
+                <w:webHidden/>
+              </w:rPr>
+              <w:fldChar w:fldCharType="begin"/>
+            </w:r>
+            <w:r>
+              <w:rPr>
+                <w:noProof/>
+                <w:webHidden/>
+              </w:rPr>
+              <w:instrText xml:space="preserve"> PAGEREF _Toc224735246 \h </w:instrText>
+            </w:r>
+            <w:r>
+              <w:rPr>
+                <w:noProof/>
+                <w:webHidden/>
+              </w:rPr>
+            </w:r>
+            <w:r>
+              <w:rPr>
+                <w:noProof/>
+                <w:webHidden/>
+              </w:rPr>
+              <w:fldChar w:fldCharType="separate"/>
+            </w:r>
+            <w:r>
+              <w:rPr>
+                <w:noProof/>
+                <w:webHidden/>
+              </w:rPr>
+              <w:t>2</w:t>
+            </w:r>
+            <w:r>
+              <w:rPr>
+                <w:noProof/>
+                <w:webHidden/>
+              </w:rPr>
+              <w:fldChar w:fldCharType="end"/>
+            </w:r>
+          </w:hyperlink>
+        </w:p>
+        <w:p>
+          <w:pPr>
+            <w:pStyle w:val="TOC1"/>
+            <w:tabs>
+              <w:tab w:val="right" w:leader="dot" w:pos="9350"/>
+            </w:tabs>
+            <w:rPr>
+              <w:rFonts w:eastAsiaTheme="minorEastAsia"/>
+              <w:noProof/>
+              <w:kern w:val="2"/>
+              <w:sz w:val="24"/>
+              <w:szCs w:val="24"/>
+              <w14:ligatures w14:val="standardContextual"/>
+            </w:rPr>
+          </w:pPr>
+          <w:hyperlink w:anchor="_Toc224735247" w:history="1">
+            <w:r>
+              <w:rPr>
+                <w:rStyle w:val="Hyperlink"/>
+                <w:noProof/>
+              </w:rPr>
+              <w:t>Chapter 2: Review of Literature</w:t>
+            </w:r>
+            <w:r>
+              <w:rPr>
+                <w:noProof/>
+                <w:webHidden/>
+              </w:rPr>
+              <w:tab/>
+            </w:r>
+            <w:r>
+              <w:rPr>
+                <w:noProof/>
+                <w:webHidden/>
+              </w:rPr>
+              <w:fldChar w:fldCharType="begin"/>
+            </w:r>
+            <w:r>
+              <w:rPr>
+                <w:noProof/>
+                <w:webHidden/>
+              </w:rPr>
+              <w:instrText xml:space="preserve"> PAGEREF _Toc224735247 \h </w:instrText>
+            </w:r>
+            <w:r>
+              <w:rPr>
+                <w:noProof/>
+                <w:webHidden/>
+              </w:rPr>
+            </w:r>
+            <w:r>
+              <w:rPr>
+                <w:noProof/>
+                <w:webHidden/>
+              </w:rPr>
+              <w:fldChar w:fldCharType="separate"/>
+            </w:r>
+            <w:r>
+              <w:rPr>
+                <w:noProof/>
+                <w:webHidden/>
+              </w:rPr>
+              <w:t>3</w:t>
+            </w:r>
+            <w:r>
+              <w:rPr>
+                <w:noProof/>
+                <w:webHidden/>
+              </w:rPr>
+              <w:fldChar w:fldCharType="end"/>
+            </w:r>
+          </w:hyperlink>
+        </w:p>
+        <w:p>
+          <w:pPr>
+            <w:pStyle w:val="TOC1"/>
+            <w:tabs>
+              <w:tab w:val="right" w:leader="dot" w:pos="9350"/>
+            </w:tabs>
+            <w:rPr>
+              <w:rFonts w:eastAsiaTheme="minorEastAsia"/>
+              <w:noProof/>
+              <w:kern w:val="2"/>
+              <w:sz w:val="24"/>
+              <w:szCs w:val="24"/>
+              <w14:ligatures w14:val="standardContextual"/>
+            </w:rPr>
+          </w:pPr>
+          <w:hyperlink w:anchor="_Toc224735248" w:history="1">
+            <w:r>
+              <w:rPr>
+                <w:rStyle w:val="Hyperlink"/>
+                <w:noProof/>
+              </w:rPr>
+              <w:t>Chapter 3: Review of Technology</w:t>
+            </w:r>
+            <w:r>
+              <w:rPr>
+                <w:noProof/>
+                <w:webHidden/>
+              </w:rPr>
+              <w:tab/>
+            </w:r>
+            <w:r>
+              <w:rPr>
+                <w:noProof/>
+                <w:webHidden/>
+              </w:rPr>
+              <w:fldChar w:fldCharType="begin"/>
+            </w:r>
+            <w:r>
+              <w:rPr>
+                <w:noProof/>
+                <w:webHidden/>
+              </w:rPr>
+              <w:instrText xml:space="preserve"> PAGEREF _Toc224735248 \h </w:instrText>
+            </w:r>
+            <w:r>
+              <w:rPr>
+                <w:noProof/>
+                <w:webHidden/>
+              </w:rPr>
+            </w:r>
+            <w:r>
+              <w:rPr>
+                <w:noProof/>
+                <w:webHidden/>
+              </w:rPr>
+              <w:fldChar w:fldCharType="separate"/>
+            </w:r>
+            <w:r>
+              <w:rPr>
+                <w:noProof/>
+                <w:webHidden/>
+              </w:rPr>
+              <w:t>3</w:t>
+            </w:r>
+            <w:r>
+              <w:rPr>
+                <w:noProof/>
+                <w:webHidden/>
+              </w:rPr>
+              <w:fldChar w:fldCharType="end"/>
+            </w:r>
+          </w:hyperlink>
+        </w:p>
+        <w:p>
+          <w:pPr>
+            <w:pStyle w:val="TOC1"/>
+            <w:tabs>
+              <w:tab w:val="right" w:leader="dot" w:pos="9350"/>
+            </w:tabs>
+            <w:rPr>
+              <w:rFonts w:eastAsiaTheme="minorEastAsia"/>
+              <w:noProof/>
+              <w:kern w:val="2"/>
+              <w:sz w:val="24"/>
+              <w:szCs w:val="24"/>
+              <w14:ligatures w14:val="standardContextual"/>
+            </w:rPr>
+          </w:pPr>
+          <w:hyperlink w:anchor="_Toc224735249" w:history="1">
+            <w:r>
+              <w:rPr>
+                <w:rStyle w:val="Hyperlink"/>
+                <w:noProof/>
+              </w:rPr>
+              <w:t>Chapter 4: Methodology</w:t>
+            </w:r>
+            <w:r>
+              <w:rPr>
+                <w:noProof/>
+                <w:webHidden/>
+              </w:rPr>
+              <w:tab/>
+            </w:r>
+            <w:r>
+              <w:rPr>
+                <w:noProof/>
+                <w:webHidden/>
+              </w:rPr>
+              <w:fldChar w:fldCharType="begin"/>
+            </w:r>
+            <w:r>
+              <w:rPr>
+                <w:noProof/>
+                <w:webHidden/>
+              </w:rPr>
+              <w:instrText xml:space="preserve"> PAGEREF _Toc224735249 \h </w:instrText>
+            </w:r>
+            <w:r>
+              <w:rPr>
+                <w:noProof/>
+                <w:webHidden/>
+              </w:rPr>
+            </w:r>
+            <w:r>
+              <w:rPr>
+                <w:noProof/>
+                <w:webHidden/>
+              </w:rPr>
+              <w:fldChar w:fldCharType="separate"/>
+            </w:r>
+            <w:r>
+              <w:rPr>
+                <w:noProof/>
+                <w:webHidden/>
+              </w:rPr>
+              <w:t>3</w:t>
+            </w:r>
+            <w:r>
+              <w:rPr>
+                <w:noProof/>
+                <w:webHidden/>
+              </w:rPr>
+              <w:fldChar w:fldCharType="end"/>
+            </w:r>
+          </w:hyperlink>
+        </w:p>
+        <w:p>
+          <w:pPr>
+            <w:pStyle w:val="TOC1"/>
+            <w:tabs>
+              <w:tab w:val="right" w:leader="dot" w:pos="9350"/>
+            </w:tabs>
+            <w:rPr>
+              <w:rFonts w:eastAsiaTheme="minorEastAsia"/>
+              <w:noProof/>
+              <w:kern w:val="2"/>
+              <w:sz w:val="24"/>
+              <w:szCs w:val="24"/>
+              <w14:ligatures w14:val="standardContextual"/>
+            </w:rPr>
+          </w:pPr>
+          <w:hyperlink w:anchor="_Toc224735250" w:history="1">
+            <w:r>
+              <w:rPr>
+                <w:rStyle w:val="Hyperlink"/>
+                <w:noProof/>
+              </w:rPr>
+              <w:t>Chapter 5: Product Design</w:t>
+            </w:r>
+            <w:r>
+              <w:rPr>
+                <w:noProof/>
+                <w:webHidden/>
+              </w:rPr>
+              <w:tab/>
+            </w:r>
+            <w:r>
+              <w:rPr>
+                <w:noProof/>
+                <w:webHidden/>
+              </w:rPr>
+              <w:fldChar w:fldCharType="begin"/>
+            </w:r>
+            <w:r>
+              <w:rPr>
+                <w:noProof/>
+                <w:webHidden/>
+              </w:rPr>
+              <w:instrText xml:space="preserve"> PAGEREF _Toc224735250 \h </w:instrText>
+            </w:r>
+            <w:r>
+              <w:rPr>
+                <w:noProof/>
+                <w:webHidden/>
+              </w:rPr>
+            </w:r>
+            <w:r>
+              <w:rPr>
+                <w:noProof/>
+                <w:webHidden/>
+              </w:rPr>
+              <w:fldChar w:fldCharType="separate"/>
+            </w:r>
+            <w:r>
+              <w:rPr>
+                <w:noProof/>
+                <w:webHidden/>
+              </w:rPr>
+              <w:t>3</w:t>
+            </w:r>
+            <w:r>
+              <w:rPr>
+                <w:noProof/>
+                <w:webHidden/>
+              </w:rPr>
+              <w:fldChar w:fldCharType="end"/>
+            </w:r>
+          </w:hyperlink>
+        </w:p>
+        <w:p>
+          <w:pPr>
+            <w:pStyle w:val="TOC1"/>
+            <w:tabs>
+              <w:tab w:val="right" w:leader="dot" w:pos="9350"/>
+            </w:tabs>
+            <w:rPr>
+              <w:rFonts w:eastAsiaTheme="minorEastAsia"/>
+              <w:noProof/>
+              <w:kern w:val="2"/>
+              <w:sz w:val="24"/>
+              <w:szCs w:val="24"/>
+              <w14:ligatures w14:val="standardContextual"/>
+            </w:rPr>
+          </w:pPr>
+          <w:hyperlink w:anchor="_Toc224735251" w:history="1">
+            <w:r>
+              <w:rPr>
+                <w:rStyle w:val="Hyperlink"/>
+                <w:noProof/>
+              </w:rPr>
+              <w:t>Chapter 6: Software Requirement Analysis</w:t>
+            </w:r>
+            <w:r>
+              <w:rPr>
+                <w:noProof/>
+                <w:webHidden/>
+              </w:rPr>
+              <w:tab/>
+            </w:r>
+            <w:r>
+              <w:rPr>
+                <w:noProof/>
+                <w:webHidden/>
+              </w:rPr>
+              <w:fldChar w:fldCharType="begin"/>
+            </w:r>
+            <w:r>
+              <w:rPr>
+                <w:noProof/>
+                <w:webHidden/>
+              </w:rPr>
+              <w:instrText xml:space="preserve"> PAGEREF _Toc224735251 \h </w:instrText>
+            </w:r>
+            <w:r>
+              <w:rPr>
+                <w:noProof/>
+                <w:webHidden/>
+              </w:rPr>
+            </w:r>
+            <w:r>
+              <w:rPr>
+                <w:noProof/>
+                <w:webHidden/>
+              </w:rPr>
+              <w:fldChar w:fldCharType="separate"/>
+            </w:r>
+            <w:r>
+              <w:rPr>
+                <w:noProof/>
+                <w:webHidden/>
+              </w:rPr>
+              <w:t>3</w:t>
+            </w:r>
+            <w:r>
+              <w:rPr>
+                <w:noProof/>
+                <w:webHidden/>
+              </w:rPr>
+              <w:fldChar w:fldCharType="end"/>
+            </w:r>
+          </w:hyperlink>
+        </w:p>
+        <w:p>
+          <w:pPr>
+            <w:pStyle w:val="TOC1"/>
+            <w:tabs>
+              <w:tab w:val="right" w:leader="dot" w:pos="9350"/>
+            </w:tabs>
+            <w:rPr>
+              <w:rFonts w:eastAsiaTheme="minorEastAsia"/>
+              <w:noProof/>
+              <w:kern w:val="2"/>
+              <w:sz w:val="24"/>
+              <w:szCs w:val="24"/>
+              <w14:ligatures w14:val="standardContextual"/>
+            </w:rPr>
+          </w:pPr>
+          <w:hyperlink w:anchor="_Toc224735252" w:history="1">
+            <w:r>
+              <w:rPr>
+                <w:rStyle w:val="Hyperlink"/>
+                <w:noProof/>
+              </w:rPr>
+              <w:t>Chapter 7: Implementation and Testing</w:t>
+            </w:r>
+            <w:r>
+              <w:rPr>
+                <w:noProof/>
+                <w:webHidden/>
+              </w:rPr>
+              <w:tab/>
+            </w:r>
+            <w:r>
+              <w:rPr>
+                <w:noProof/>
+                <w:webHidden/>
+              </w:rPr>
+              <w:fldChar w:fldCharType="begin"/>
+            </w:r>
+            <w:r>
+              <w:rPr>
+                <w:noProof/>
+                <w:webHidden/>
+              </w:rPr>
+              <w:instrText xml:space="preserve"> PAGEREF _Toc224735252 \h </w:instrText>
+            </w:r>
+            <w:r>
+              <w:rPr>
+                <w:noProof/>
+                <w:webHidden/>
+              </w:rPr>
+            </w:r>
+            <w:r>
+              <w:rPr>
+                <w:noProof/>
+                <w:webHidden/>
+              </w:rPr>
+              <w:fldChar w:fldCharType="separate"/>
+            </w:r>
+            <w:r>
+              <w:rPr>
+                <w:noProof/>
+                <w:webHidden/>
+              </w:rPr>
+              <w:t>3</w:t>
+            </w:r>
+            <w:r>
+              <w:rPr>
+                <w:noProof/>
+                <w:webHidden/>
+              </w:rPr>
+              <w:fldChar w:fldCharType="end"/>
+            </w:r>
+          </w:hyperlink>
+        </w:p>
+        <w:p>
+          <w:pPr>
+            <w:pStyle w:val="TOC1"/>
+            <w:tabs>
+              <w:tab w:val="right" w:leader="dot" w:pos="9350"/>
+            </w:tabs>
+            <w:rPr>
+              <w:rFonts w:eastAsiaTheme="minorEastAsia"/>
+              <w:noProof/>
+              <w:kern w:val="2"/>
+              <w:sz w:val="24"/>
+              <w:szCs w:val="24"/>
+              <w14:ligatures w14:val="standardContextual"/>
+            </w:rPr>
+          </w:pPr>
+          <w:hyperlink w:anchor="_Toc224735253" w:history="1">
+            <w:r>
+              <w:rPr>
+                <w:rStyle w:val="Hyperlink"/>
+                <w:noProof/>
+              </w:rPr>
+              <w:t>Chapter 8: Product Evaluation</w:t>
+            </w:r>
+            <w:r>
+              <w:rPr>
+                <w:noProof/>
+                <w:webHidden/>
+              </w:rPr>
+              <w:tab/>
+            </w:r>
+            <w:r>
+              <w:rPr>
+                <w:noProof/>
+                <w:webHidden/>
+              </w:rPr>
+              <w:fldChar w:fldCharType="begin"/>
+            </w:r>
+            <w:r>
+              <w:rPr>
+                <w:noProof/>
+                <w:webHidden/>
+              </w:rPr>
+              <w:instrText xml:space="preserve"> PAGEREF _Toc224735253 \h </w:instrText>
+            </w:r>
+            <w:r>
+              <w:rPr>
+                <w:noProof/>
+                <w:webHidden/>
+              </w:rPr>
+            </w:r>
+            <w:r>
+              <w:rPr>
+                <w:noProof/>
+                <w:webHidden/>
+              </w:rPr>
+              <w:fldChar w:fldCharType="separate"/>
+            </w:r>
+            <w:r>
+              <w:rPr>
+                <w:noProof/>
+                <w:webHidden/>
+              </w:rPr>
+              <w:t>3</w:t>
+            </w:r>
+            <w:r>
+              <w:rPr>
+                <w:noProof/>
+                <w:webHidden/>
+              </w:rPr>
+              <w:fldChar w:fldCharType="end"/>
+            </w:r>
+          </w:hyperlink>
+        </w:p>
+        <w:p>
+          <w:pPr>
+            <w:pStyle w:val="TOC1"/>
+            <w:tabs>
+              <w:tab w:val="right" w:leader="dot" w:pos="9350"/>
+            </w:tabs>
+            <w:rPr>
+              <w:rFonts w:eastAsiaTheme="minorEastAsia"/>
+              <w:noProof/>
+              <w:kern w:val="2"/>
+              <w:sz w:val="24"/>
+              <w:szCs w:val="24"/>
+              <w14:ligatures w14:val="standardContextual"/>
+            </w:rPr>
+          </w:pPr>
+          <w:hyperlink w:anchor="_Toc224735254" w:history="1">
+            <w:r>
+              <w:rPr>
+                <w:rStyle w:val="Hyperlink"/>
+                <w:noProof/>
+              </w:rPr>
+              <w:t>Chapter 9: Project Evaluation</w:t>
+            </w:r>
+            <w:r>
+              <w:rPr>
+                <w:noProof/>
+                <w:webHidden/>
+              </w:rPr>
+              <w:tab/>
+            </w:r>
+            <w:r>
+              <w:rPr>
+                <w:noProof/>
+                <w:webHidden/>
+              </w:rPr>
+              <w:fldChar w:fldCharType="begin"/>
+            </w:r>
+            <w:r>
+              <w:rPr>
+                <w:noProof/>
+                <w:webHidden/>
+              </w:rPr>
+              <w:instrText xml:space="preserve"> PAGEREF _Toc224735254 \h </w:instrText>
+            </w:r>
+            <w:r>
+              <w:rPr>
+                <w:noProof/>
+                <w:webHidden/>
+              </w:rPr>
+            </w:r>
+            <w:r>
+              <w:rPr>
+                <w:noProof/>
+                <w:webHidden/>
+              </w:rPr>
+              <w:fldChar w:fldCharType="separate"/>
+            </w:r>
+            <w:r>
+              <w:rPr>
+                <w:noProof/>
+                <w:webHidden/>
+              </w:rPr>
+              <w:t>3</w:t>
+            </w:r>
+            <w:r>
+              <w:rPr>
+                <w:noProof/>
+                <w:webHidden/>
+              </w:rPr>
+              <w:fldChar w:fldCharType="end"/>
+            </w:r>
+          </w:hyperlink>
+        </w:p>
+        <w:p>
+          <w:pPr>
+            <w:pStyle w:val="TOC1"/>
+            <w:tabs>
+              <w:tab w:val="right" w:leader="dot" w:pos="9350"/>
+            </w:tabs>
+            <w:rPr>
+              <w:rFonts w:eastAsiaTheme="minorEastAsia"/>
+              <w:noProof/>
+              <w:kern w:val="2"/>
+              <w:sz w:val="24"/>
+              <w:szCs w:val="24"/>
+              <w14:ligatures w14:val="standardContextual"/>
+            </w:rPr>
+          </w:pPr>
+          <w:hyperlink w:anchor="_Toc224735255" w:history="1">
+            <w:r>
+              <w:rPr>
+                <w:rStyle w:val="Hyperlink"/>
+                <w:noProof/>
+              </w:rPr>
+              <w:t>Chapter 10: Summary and Conclusion</w:t>
+            </w:r>
+            <w:r>
+              <w:rPr>
+                <w:noProof/>
+                <w:webHidden/>
+              </w:rPr>
+              <w:tab/>
+            </w:r>
+            <w:r>
+              <w:rPr>
+                <w:noProof/>
+                <w:webHidden/>
+              </w:rPr>
+              <w:fldChar w:fldCharType="begin"/>
+            </w:r>
+            <w:r>
+              <w:rPr>
+                <w:noProof/>
+                <w:webHidden/>
+              </w:rPr>
+              <w:instrText xml:space="preserve"> PAGEREF _Toc224735255 \h </w:instrText>
+            </w:r>
+            <w:r>
+              <w:rPr>
+                <w:noProof/>
+                <w:webHidden/>
+              </w:rPr>
+            </w:r>
+            <w:r>
+              <w:rPr>
+                <w:noProof/>
+                <w:webHidden/>
+              </w:rPr>
+              <w:fldChar w:fldCharType="separate"/>
+            </w:r>
+            <w:r>
+              <w:rPr>
+                <w:noProof/>
+                <w:webHidden/>
+              </w:rPr>
+              <w:t>3</w:t>
+            </w:r>
+            <w:r>
+              <w:rPr>
+                <w:noProof/>
+                <w:webHidden/>
+              </w:rPr>
+              <w:fldChar w:fldCharType="end"/>
+            </w:r>
+          </w:hyperlink>
+        </w:p>
+        <w:p>
+          <w:pPr>
+            <w:pStyle w:val="TOC1"/>
+            <w:tabs>
+              <w:tab w:val="right" w:leader="dot" w:pos="9350"/>
+            </w:tabs>
+            <w:rPr>
+              <w:rFonts w:eastAsiaTheme="minorEastAsia"/>
+              <w:noProof/>
+              <w:kern w:val="2"/>
+              <w:sz w:val="24"/>
+              <w:szCs w:val="24"/>
+              <w14:ligatures w14:val="standardContextual"/>
+            </w:rPr>
+          </w:pPr>
+          <w:hyperlink w:anchor="_Toc224735256" w:history="1">
+            <w:r>
+              <w:rPr>
+                <w:rStyle w:val="Hyperlink"/>
+                <w:noProof/>
+              </w:rPr>
+              <w:t>Bibliography</w:t>
+            </w:r>
+            <w:r>
+              <w:rPr>
+                <w:noProof/>
+                <w:webHidden/>
+              </w:rPr>
+              <w:tab/>
+            </w:r>
+            <w:r>
+              <w:rPr>
+                <w:noProof/>
+                <w:webHidden/>
+              </w:rPr>
+              <w:fldChar w:fldCharType="begin"/>
+            </w:r>
+            <w:r>
+              <w:rPr>
+                <w:noProof/>
+                <w:webHidden/>
+              </w:rPr>
+              <w:instrText xml:space="preserve"> PAGEREF _Toc224735256 \h </w:instrText>
+            </w:r>
+            <w:r>
+              <w:rPr>
+                <w:noProof/>
+                <w:webHidden/>
+              </w:rPr>
+            </w:r>
+            <w:r>
+              <w:rPr>
+                <w:noProof/>
+                <w:webHidden/>
+              </w:rPr>
+              <w:fldChar w:fldCharType="separate"/>
+            </w:r>
+            <w:r>
+              <w:rPr>
+                <w:noProof/>
+                <w:webHidden/>
+              </w:rPr>
+              <w:t>3</w:t>
+            </w:r>
+            <w:r>
+              <w:rPr>
+                <w:noProof/>
+                <w:webHidden/>
+              </w:rPr>
+              <w:fldChar w:fldCharType="end"/>
+            </w:r>
+          </w:hyperlink>
+        </w:p>
+        <w:p>
+          <w:pPr>
+            <w:pStyle w:val="TOC1"/>
+            <w:tabs>
+              <w:tab w:val="right" w:leader="dot" w:pos="9350"/>
+            </w:tabs>
+            <w:rPr>
+              <w:rFonts w:eastAsiaTheme="minorEastAsia"/>
+              <w:noProof/>
+              <w:kern w:val="2"/>
+              <w:sz w:val="24"/>
+              <w:szCs w:val="24"/>
+              <w14:ligatures w14:val="standardContextual"/>
+            </w:rPr>
+          </w:pPr>
+          <w:hyperlink w:anchor="_Toc224735257" w:history="1">
+            <w:r>
+              <w:rPr>
+                <w:rStyle w:val="Hyperlink"/>
+                <w:noProof/>
+              </w:rPr>
+              <w:t>Appendices</w:t>
+            </w:r>
+            <w:r>
+              <w:rPr>
+                <w:noProof/>
+                <w:webHidden/>
+              </w:rPr>
+              <w:tab/>
+            </w:r>
+            <w:r>
+              <w:rPr>
+                <w:noProof/>
+                <w:webHidden/>
+              </w:rPr>
+              <w:fldChar w:fldCharType="begin"/>
+            </w:r>
+            <w:r>
+              <w:rPr>
+                <w:noProof/>
+                <w:webHidden/>
+              </w:rPr>
+              <w:instrText xml:space="preserve"> PAGEREF _Toc224735257 \h </w:instrText>
+            </w:r>
+            <w:r>
+              <w:rPr>
+                <w:noProof/>
+                <w:webHidden/>
+              </w:rPr>
+            </w:r>
+            <w:r>
+              <w:rPr>
+                <w:noProof/>
+                <w:webHidden/>
+              </w:rPr>
+              <w:fldChar w:fldCharType="separate"/>
+            </w:r>
+            <w:r>
+              <w:rPr>
+                <w:noProof/>
+                <w:webHidden/>
+              </w:rPr>
+              <w:t>3</w:t>
+            </w:r>
+            <w:r>
+              <w:rPr>
+                <w:noProof/>
+                <w:webHidden/>
+              </w:rPr>
+              <w:fldChar w:fldCharType="end"/>
+            </w:r>
+          </w:hyperlink>
+        </w:p>
+        <w:p>
+          <w:r>
+            <w:rPr>
+              <w:b/>
+              <w:bCs/>
+              <w:noProof/>
+            </w:rPr>
+            <w:fldChar w:fldCharType="end"/>
+          </w:r>
+        </w:p>
+      </w:sdtContent>
+    </w:sdt>
+    <w:p/>
+    <w:p>
+      <w:pPr>
+        <w:pStyle w:val="Heading1"/>
+      </w:pPr>
+      <w:bookmarkStart w:id="7" w:name="_Toc224735246"/>
+      <w:r>
+        <w:lastRenderedPageBreak/>
+        <w:t>Chapter 1: Introduction</w:t>
+      </w:r>
+      <w:bookmarkEnd w:id="7"/>
+    </w:p>
+    <w:p>
+      <w:pPr>
+        <w:pStyle w:val="Heading1"/>
+      </w:pPr>
+    </w:p>
+    <w:p>
+      <w:pPr>
+        <w:pStyle w:val="Heading1"/>
+      </w:pPr>
+    </w:p>
+    <w:p>
+      <w:pPr>
+        <w:pStyle w:val="Heading1"/>
+      </w:pPr>
+    </w:p>
+    <w:p>
+      <w:pPr>
+        <w:pStyle w:val="Heading1"/>
+      </w:pPr>
+    </w:p>
+    <w:p>
+      <w:pPr>
+        <w:pStyle w:val="Heading1"/>
+      </w:pPr>
+    </w:p>
+    <w:p>
+      <w:pPr>
+        <w:pStyle w:val="Heading1"/>
+      </w:pPr>
+    </w:p>
+    <w:p>
+      <w:pPr>
+        <w:pStyle w:val="Heading1"/>
+      </w:pPr>
+    </w:p>
+    <w:p>
+      <w:pPr>
+        <w:pStyle w:val="Heading1"/>
+      </w:pPr>
+    </w:p>
+    <w:p>
+      <w:pPr>
+        <w:pStyle w:val="Heading1"/>
+      </w:pPr>
+    </w:p>
+    <w:p>
+      <w:pPr>
+        <w:pStyle w:val="Heading1"/>
+      </w:pPr>
+    </w:p>
+    <w:p>
+      <w:pPr>
+        <w:pStyle w:val="Heading1"/>
+      </w:pPr>
+    </w:p>
+    <w:p>
+      <w:pPr>
+        <w:pStyle w:val="Heading1"/>
+      </w:pPr>
+    </w:p>
+    <w:p>
+      <w:pPr>
+        <w:pStyle w:val="Heading1"/>
+      </w:pPr>
+    </w:p>
+    <w:p>
+      <w:pPr>
+        <w:pStyle w:val="Heading1"/>
+      </w:pPr>
+    </w:p>
+    <w:p>
+      <w:pPr>
+        <w:pStyle w:val="Heading1"/>
+      </w:pPr>
+    </w:p>
+    <w:p>
+      <w:pPr>
+        <w:pStyle w:val="Heading1"/>
+      </w:pPr>
+    </w:p>
+    <w:p>
+      <w:pPr>
+        <w:pStyle w:val="Heading1"/>
+      </w:pPr>
+    </w:p>
+    <w:p>
+      <w:pPr>
+        <w:pStyle w:val="Heading1"/>
+      </w:pPr>
+    </w:p>
+    <w:p>
+      <w:pPr>
+        <w:pStyle w:val="Heading1"/>
+      </w:pPr>
+    </w:p>
+    <w:p>
+      <w:pPr>
+        <w:pStyle w:val="Heading1"/>
+      </w:pPr>
+      <w:bookmarkStart w:id="8" w:name="_Toc224735247"/>
+      <w:r>
+        <w:lastRenderedPageBreak/>
+        <w:t xml:space="preserve">Chapter </w:t>
+      </w:r>
+      <w:r>
+        <w:t>2</w:t>
+      </w:r>
+      <w:r>
+        <w:t>:</w:t>
+      </w:r>
+      <w:r>
+        <w:t xml:space="preserve"> Review of Literature</w:t>
+      </w:r>
+      <w:bookmarkEnd w:id="8"/>
+    </w:p>
+    <w:p>
+      <w:pPr>
+        <w:pStyle w:val="Heading1"/>
+      </w:pPr>
+      <w:bookmarkStart w:id="9" w:name="_Toc224735248"/>
+      <w:r>
+        <w:t xml:space="preserve">Chapter </w:t>
+      </w:r>
+      <w:r>
+        <w:t>3</w:t>
+      </w:r>
+      <w:r>
+        <w:t>:</w:t>
+      </w:r>
+      <w:r>
+        <w:t xml:space="preserve"> Review of Technology</w:t>
+      </w:r>
+      <w:bookmarkEnd w:id="9"/>
+    </w:p>
+    <w:p>
+      <w:pPr>
+        <w:pStyle w:val="Heading1"/>
+      </w:pPr>
+      <w:bookmarkStart w:id="10" w:name="_Toc224735249"/>
+      <w:r>
+        <w:t xml:space="preserve">Chapter </w:t>
+      </w:r>
+      <w:r>
+        <w:t>4</w:t>
+      </w:r>
+      <w:r>
+        <w:t>:</w:t>
+      </w:r>
+      <w:r>
+        <w:t xml:space="preserve"> Methodology</w:t>
+      </w:r>
+      <w:bookmarkEnd w:id="10"/>
+    </w:p>
+    <w:p>
+      <w:pPr>
+        <w:pStyle w:val="Heading1"/>
+      </w:pPr>
+      <w:bookmarkStart w:id="11" w:name="_Toc224735250"/>
+      <w:r>
+        <w:t xml:space="preserve">Chapter </w:t>
+      </w:r>
+      <w:r>
+        <w:t>5</w:t>
+      </w:r>
+      <w:r>
+        <w:t>:</w:t>
+      </w:r>
+      <w:r>
+        <w:t xml:space="preserve"> Product Design</w:t>
+      </w:r>
+      <w:bookmarkEnd w:id="11"/>
+    </w:p>
+    <w:p>
+      <w:pPr>
+        <w:pStyle w:val="Heading1"/>
+      </w:pPr>
+      <w:bookmarkStart w:id="12" w:name="_Toc224735251"/>
+      <w:r>
+        <w:t xml:space="preserve">Chapter </w:t>
+      </w:r>
+      <w:r>
+        <w:t>6</w:t>
+      </w:r>
+      <w:r>
+        <w:t>:</w:t>
+      </w:r>
+      <w:r>
+        <w:t xml:space="preserve"> Software Requirement Analysis</w:t>
+      </w:r>
+      <w:bookmarkEnd w:id="12"/>
+    </w:p>
+    <w:p>
+      <w:pPr>
+        <w:pStyle w:val="Heading1"/>
+      </w:pPr>
+      <w:bookmarkStart w:id="13" w:name="_Toc224735252"/>
+      <w:r>
+        <w:t xml:space="preserve">Chapter </w:t>
+      </w:r>
+      <w:r>
+        <w:t>7</w:t>
+      </w:r>
+      <w:r>
+        <w:t>:</w:t>
+      </w:r>
+      <w:r>
+        <w:t xml:space="preserve"> </w:t>
+      </w:r>
+      <w:r>
+        <w:t>Implementation and Testing</w:t>
+      </w:r>
+      <w:bookmarkEnd w:id="13"/>
+    </w:p>
+    <w:p>
+      <w:pPr>
+        <w:pStyle w:val="Heading1"/>
+      </w:pPr>
+      <w:bookmarkStart w:id="14" w:name="_Toc224735253"/>
+      <w:r>
+        <w:t xml:space="preserve">Chapter </w:t>
+      </w:r>
+      <w:r>
+        <w:t>8</w:t>
+      </w:r>
+      <w:r>
+        <w:t>:</w:t>
+      </w:r>
+      <w:r>
+        <w:t xml:space="preserve"> Product Evaluation</w:t>
+      </w:r>
+      <w:bookmarkEnd w:id="14"/>
+    </w:p>
+    <w:p>
+      <w:pPr>
+        <w:pStyle w:val="Heading1"/>
+      </w:pPr>
+      <w:bookmarkStart w:id="15" w:name="_Toc224735254"/>
+      <w:r>
+        <w:t xml:space="preserve">Chapter </w:t>
+      </w:r>
+      <w:r>
+        <w:t>9</w:t>
+      </w:r>
+      <w:r>
+        <w:t>:</w:t>
+      </w:r>
+      <w:r>
+        <w:t xml:space="preserve"> Project Evaluation</w:t>
+      </w:r>
+      <w:bookmarkEnd w:id="15"/>
+    </w:p>
+    <w:p>
+      <w:pPr>
+        <w:pStyle w:val="Heading1"/>
+      </w:pPr>
+      <w:bookmarkStart w:id="16" w:name="_Toc224735255"/>
+      <w:r>
+        <w:t xml:space="preserve">Chapter </w:t>
+      </w:r>
+      <w:r>
+        <w:t>10</w:t>
+      </w:r>
+      <w:r>
+        <w:t>:</w:t>
+      </w:r>
+      <w:r>
+        <w:t xml:space="preserve"> Summary and Conclusion</w:t>
+      </w:r>
+      <w:bookmarkEnd w:id="16"/>
+    </w:p>
+    <w:p>
+      <w:pPr>
+        <w:pStyle w:val="Heading1"/>
+      </w:pPr>
+      <w:bookmarkStart w:id="17" w:name="_Toc224735256"/>
+      <w:r>
+        <w:t>Bibliography</w:t>
+      </w:r>
+      <w:bookmarkEnd w:id="17"/>
+    </w:p>
+    <w:p>
+      <w:pPr>
+        <w:pStyle w:val="Heading1"/>
+      </w:pPr>
+      <w:bookmarkStart w:id="18" w:name="_Toc224735257"/>
+      <w:r>
+        <w:t>Appendices</w:t>
+      </w:r>
+      <w:bookmarkEnd w:id="18"/>
+    </w:p>
+    <w:p>
+      <w:r>
+        <w:br w:type="page"/>
+      </w:r>
+    </w:p>
+    <w:p/>
+    <w:p/>
     <w:sectPr>
       <w:pgSz w:w="12240" w:h="15840"/>
       <w:pgMar w:top="1440" w:right="1440" w:bottom="1440" w:left="1440" w:header="720" w:footer="720" w:gutter="0"/>
+      <w:pgNumType w:start="1"/>
       <w:cols w:space="720"/>
       <w:docGrid w:linePitch="360"/>
     </w:sectPr>
@@ -2866,8 +4787,126 @@
 </w:document>
 </file>
 
+<file path=word/endnotes.xml><?xml version="1.0" encoding="utf-8"?>
+<w:endnotes xmlns:wpc="http://schemas.microsoft.com/office/word/2010/wordprocessingCanvas" xmlns:cx="http://schemas.microsoft.com/office/drawing/2014/chartex" xmlns:cx1="http://schemas.microsoft.com/office/drawing/2015/9/8/chartex" xmlns:cx2="http://schemas.microsoft.com/office/drawing/2015/10/21/chartex" xmlns:cx3="http://schemas.microsoft.com/office/drawing/2016/5/9/chartex" xmlns:cx4="http://schemas.microsoft.com/office/drawing/2016/5/10/chartex" xmlns:cx5="http://schemas.microsoft.com/office/drawing/2016/5/11/chartex" xmlns:cx6="http://schemas.microsoft.com/office/drawing/2016/5/12/chartex" xmlns:cx7="http://schemas.microsoft.com/office/drawing/2016/5/13/chartex" xmlns:cx8="http://schemas.microsoft.com/office/drawing/2016/5/14/chartex" xmlns:mc="http://schemas.openxmlformats.org/markup-compatibility/2006" xmlns:aink="http://schemas.microsoft.com/office/drawing/2016/ink" xmlns:am3d="http://schemas.microsoft.com/office/drawing/2017/model3d" xmlns:o="urn:schemas-microsoft-com:office:office" xmlns:oel="http://schemas.microsoft.com/office/2019/extlst" xmlns:r="http://schemas.openxmlformats.org/officeDocument/2006/relationships" xmlns:m="http://schemas.openxmlformats.org/officeDocument/2006/math" xmlns:v="urn:schemas-microsoft-com:vml" xmlns:wp14="http://schemas.microsoft.com/office/word/2010/wordprocessingDrawing" xmlns:wp="http://schemas.openxmlformats.org/drawingml/2006/wordprocessingDrawing" xmlns:w10="urn:schemas-microsoft-com:office:word" xmlns:w="http://schemas.openxmlformats.org/wordprocessingml/2006/main" xmlns:w14="http://schemas.microsoft.com/office/word/2010/wordml" xmlns:w15="http://schemas.microsoft.com/office/word/2012/wordml" xmlns:w16cex="http://schemas.microsoft.com/office/word/2018/wordml/cex" xmlns:w16cid="http://schemas.microsoft.com/office/word/2016/wordml/cid" xmlns:w16="http://schemas.microsoft.com/office/word/2018/wordml" xmlns:w16du="http://schemas.microsoft.com/office/word/2023/wordml/word16du" xmlns:w16sdtdh="http://schemas.microsoft.com/office/word/2020/wordml/sdtdatahash" xmlns:w16sdtfl="http://schemas.microsoft.com/office/word/2024/wordml/sdtformatlock" xmlns:w16se="http://schemas.microsoft.com/office/word/2015/wordml/symex" xmlns:wpg="http://schemas.microsoft.com/office/word/2010/wordprocessingGroup" xmlns:wpi="http://schemas.microsoft.com/office/word/2010/wordprocessingInk" xmlns:wne="http://schemas.microsoft.com/office/word/2006/wordml" xmlns:wps="http://schemas.microsoft.com/office/word/2010/wordprocessingShape" mc:Ignorable="w14 w15 w16se w16cid w16 w16cex w16sdtdh w16sdtfl w16du wp14">
+  <w:endnote w:type="separator" w:id="-1">
+    <w:p>
+      <w:pPr>
+        <w:spacing w:after="0" w:line="240" w:lineRule="auto"/>
+      </w:pPr>
+      <w:r>
+        <w:separator/>
+      </w:r>
+    </w:p>
+  </w:endnote>
+  <w:endnote w:type="continuationSeparator" w:id="0">
+    <w:p>
+      <w:pPr>
+        <w:spacing w:after="0" w:line="240" w:lineRule="auto"/>
+      </w:pPr>
+      <w:r>
+        <w:continuationSeparator/>
+      </w:r>
+    </w:p>
+  </w:endnote>
+</w:endnotes>
+</file>
+
+<file path=word/footer1.xml><?xml version="1.0" encoding="utf-8"?>
+<w:ftr xmlns:wpc="http://schemas.microsoft.com/office/word/2010/wordprocessingCanvas" xmlns:cx="http://schemas.microsoft.com/office/drawing/2014/chartex" xmlns:cx1="http://schemas.microsoft.com/office/drawing/2015/9/8/chartex" xmlns:cx2="http://schemas.microsoft.com/office/drawing/2015/10/21/chartex" xmlns:cx3="http://schemas.microsoft.com/office/drawing/2016/5/9/chartex" xmlns:cx4="http://schemas.microsoft.com/office/drawing/2016/5/10/chartex" xmlns:cx5="http://schemas.microsoft.com/office/drawing/2016/5/11/chartex" xmlns:cx6="http://schemas.microsoft.com/office/drawing/2016/5/12/chartex" xmlns:cx7="http://schemas.microsoft.com/office/drawing/2016/5/13/chartex" xmlns:cx8="http://schemas.microsoft.com/office/drawing/2016/5/14/chartex" xmlns:mc="http://schemas.openxmlformats.org/markup-compatibility/2006" xmlns:aink="http://schemas.microsoft.com/office/drawing/2016/ink" xmlns:am3d="http://schemas.microsoft.com/office/drawing/2017/model3d" xmlns:o="urn:schemas-microsoft-com:office:office" xmlns:oel="http://schemas.microsoft.com/office/2019/extlst" xmlns:r="http://schemas.openxmlformats.org/officeDocument/2006/relationships" xmlns:m="http://schemas.openxmlformats.org/officeDocument/2006/math" xmlns:v="urn:schemas-microsoft-com:vml" xmlns:wp14="http://schemas.microsoft.com/office/word/2010/wordprocessingDrawing" xmlns:wp="http://schemas.openxmlformats.org/drawingml/2006/wordprocessingDrawing" xmlns:w10="urn:schemas-microsoft-com:office:word" xmlns:w="http://schemas.openxmlformats.org/wordprocessingml/2006/main" xmlns:w14="http://schemas.microsoft.com/office/word/2010/wordml" xmlns:w15="http://schemas.microsoft.com/office/word/2012/wordml" xmlns:w16cex="http://schemas.microsoft.com/office/word/2018/wordml/cex" xmlns:w16cid="http://schemas.microsoft.com/office/word/2016/wordml/cid" xmlns:w16="http://schemas.microsoft.com/office/word/2018/wordml" xmlns:w16du="http://schemas.microsoft.com/office/word/2023/wordml/word16du" xmlns:w16sdtdh="http://schemas.microsoft.com/office/word/2020/wordml/sdtdatahash" xmlns:w16sdtfl="http://schemas.microsoft.com/office/word/2024/wordml/sdtformatlock" xmlns:w16se="http://schemas.microsoft.com/office/word/2015/wordml/symex" xmlns:wpg="http://schemas.microsoft.com/office/word/2010/wordprocessingGroup" xmlns:wpi="http://schemas.microsoft.com/office/word/2010/wordprocessingInk" xmlns:wne="http://schemas.microsoft.com/office/word/2006/wordml" xmlns:wps="http://schemas.microsoft.com/office/word/2010/wordprocessingShape" mc:Ignorable="w14 w15 w16se w16cid w16 w16cex w16sdtdh w16sdtfl w16du wp14">
+  <w:sdt>
+    <w:sdtPr>
+      <w:id w:val="-1246952721"/>
+      <w:docPartObj>
+        <w:docPartGallery w:val="Page Numbers (Bottom of Page)"/>
+        <w:docPartUnique/>
+      </w:docPartObj>
+    </w:sdtPr>
+    <w:sdtEndPr>
+      <w:rPr>
+        <w:noProof/>
+      </w:rPr>
+    </w:sdtEndPr>
+    <w:sdtContent>
+      <w:p>
+        <w:pPr>
+          <w:pStyle w:val="Footer"/>
+          <w:tabs>
+            <w:tab w:val="left" w:pos="2314"/>
+            <w:tab w:val="left" w:pos="9206"/>
+          </w:tabs>
+        </w:pPr>
+        <w:r>
+          <w:tab/>
+        </w:r>
+        <w:r>
+          <w:tab/>
+        </w:r>
+        <w:r>
+          <w:tab/>
+        </w:r>
+        <w:r>
+          <w:tab/>
+        </w:r>
+        <w:r>
+          <w:fldChar w:fldCharType="begin"/>
+        </w:r>
+        <w:r>
+          <w:instrText xml:space="preserve"> PAGE   \* MERGEFORMAT </w:instrText>
+        </w:r>
+        <w:r>
+          <w:fldChar w:fldCharType="separate"/>
+        </w:r>
+        <w:r>
+          <w:rPr>
+            <w:noProof/>
+          </w:rPr>
+          <w:t>2</w:t>
+        </w:r>
+        <w:r>
+          <w:rPr>
+            <w:noProof/>
+          </w:rPr>
+          <w:fldChar w:fldCharType="end"/>
+        </w:r>
+      </w:p>
+    </w:sdtContent>
+  </w:sdt>
+  <w:p>
+    <w:pPr>
+      <w:pStyle w:val="Footer"/>
+    </w:pPr>
+  </w:p>
+</w:ftr>
+</file>
+
+<file path=word/footnotes.xml><?xml version="1.0" encoding="utf-8"?>
+<w:footnotes xmlns:wpc="http://schemas.microsoft.com/office/word/2010/wordprocessingCanvas" xmlns:cx="http://schemas.microsoft.com/office/drawing/2014/chartex" xmlns:cx1="http://schemas.microsoft.com/office/drawing/2015/9/8/chartex" xmlns:cx2="http://schemas.microsoft.com/office/drawing/2015/10/21/chartex" xmlns:cx3="http://schemas.microsoft.com/office/drawing/2016/5/9/chartex" xmlns:cx4="http://schemas.microsoft.com/office/drawing/2016/5/10/chartex" xmlns:cx5="http://schemas.microsoft.com/office/drawing/2016/5/11/chartex" xmlns:cx6="http://schemas.microsoft.com/office/drawing/2016/5/12/chartex" xmlns:cx7="http://schemas.microsoft.com/office/drawing/2016/5/13/chartex" xmlns:cx8="http://schemas.microsoft.com/office/drawing/2016/5/14/chartex" xmlns:mc="http://schemas.openxmlformats.org/markup-compatibility/2006" xmlns:aink="http://schemas.microsoft.com/office/drawing/2016/ink" xmlns:am3d="http://schemas.microsoft.com/office/drawing/2017/model3d" xmlns:o="urn:schemas-microsoft-com:office:office" xmlns:oel="http://schemas.microsoft.com/office/2019/extlst" xmlns:r="http://schemas.openxmlformats.org/officeDocument/2006/relationships" xmlns:m="http://schemas.openxmlformats.org/officeDocument/2006/math" xmlns:v="urn:schemas-microsoft-com:vml" xmlns:wp14="http://schemas.microsoft.com/office/word/2010/wordprocessingDrawing" xmlns:wp="http://schemas.openxmlformats.org/drawingml/2006/wordprocessingDrawing" xmlns:w10="urn:schemas-microsoft-com:office:word" xmlns:w="http://schemas.openxmlformats.org/wordprocessingml/2006/main" xmlns:w14="http://schemas.microsoft.com/office/word/2010/wordml" xmlns:w15="http://schemas.microsoft.com/office/word/2012/wordml" xmlns:w16cex="http://schemas.microsoft.com/office/word/2018/wordml/cex" xmlns:w16cid="http://schemas.microsoft.com/office/word/2016/wordml/cid" xmlns:w16="http://schemas.microsoft.com/office/word/2018/wordml" xmlns:w16du="http://schemas.microsoft.com/office/word/2023/wordml/word16du" xmlns:w16sdtdh="http://schemas.microsoft.com/office/word/2020/wordml/sdtdatahash" xmlns:w16sdtfl="http://schemas.microsoft.com/office/word/2024/wordml/sdtformatlock" xmlns:w16se="http://schemas.microsoft.com/office/word/2015/wordml/symex" xmlns:wpg="http://schemas.microsoft.com/office/word/2010/wordprocessingGroup" xmlns:wpi="http://schemas.microsoft.com/office/word/2010/wordprocessingInk" xmlns:wne="http://schemas.microsoft.com/office/word/2006/wordml" xmlns:wps="http://schemas.microsoft.com/office/word/2010/wordprocessingShape" mc:Ignorable="w14 w15 w16se w16cid w16 w16cex w16sdtdh w16sdtfl w16du wp14">
+  <w:footnote w:type="separator" w:id="-1">
+    <w:p>
+      <w:pPr>
+        <w:spacing w:after="0" w:line="240" w:lineRule="auto"/>
+      </w:pPr>
+      <w:r>
+        <w:separator/>
+      </w:r>
+    </w:p>
+  </w:footnote>
+  <w:footnote w:type="continuationSeparator" w:id="0">
+    <w:p>
+      <w:pPr>
+        <w:spacing w:after="0" w:line="240" w:lineRule="auto"/>
+      </w:pPr>
+      <w:r>
+        <w:continuationSeparator/>
+      </w:r>
+    </w:p>
+  </w:footnote>
+</w:footnotes>
+</file>
+
 <file path=word/styles.xml><?xml version="1.0" encoding="utf-8"?>
-<w:styles xmlns:mc="http://schemas.openxmlformats.org/markup-compatibility/2006" xmlns:r="http://schemas.openxmlformats.org/officeDocument/2006/relationships" xmlns:w="http://schemas.openxmlformats.org/wordprocessingml/2006/main" xmlns:w14="http://schemas.microsoft.com/office/word/2010/wordml" xmlns:w15="http://schemas.microsoft.com/office/word/2012/wordml" mc:Ignorable="w14 w15">
+<w:styles xmlns:mc="http://schemas.openxmlformats.org/markup-compatibility/2006" xmlns:r="http://schemas.openxmlformats.org/officeDocument/2006/relationships" xmlns:w="http://schemas.openxmlformats.org/wordprocessingml/2006/main" xmlns:w14="http://schemas.microsoft.com/office/word/2010/wordml" xmlns:w15="http://schemas.microsoft.com/office/word/2012/wordml" xmlns:w16cex="http://schemas.microsoft.com/office/word/2018/wordml/cex" xmlns:w16cid="http://schemas.microsoft.com/office/word/2016/wordml/cid" xmlns:w16="http://schemas.microsoft.com/office/word/2018/wordml" xmlns:w16du="http://schemas.microsoft.com/office/word/2023/wordml/word16du" xmlns:w16sdtdh="http://schemas.microsoft.com/office/word/2020/wordml/sdtdatahash" xmlns:w16sdtfl="http://schemas.microsoft.com/office/word/2024/wordml/sdtformatlock" xmlns:w16se="http://schemas.microsoft.com/office/word/2015/wordml/symex" mc:Ignorable="w14 w15 w16se w16cid w16 w16cex w16sdtdh w16sdtfl w16du">
   <w:docDefaults>
     <w:rPrDefault>
       <w:rPr>
@@ -2883,7 +4922,7 @@
       </w:pPr>
     </w:pPrDefault>
   </w:docDefaults>
-  <w:latentStyles w:defLockedState="0" w:defUIPriority="99" w:defSemiHidden="0" w:defUnhideWhenUsed="0" w:defQFormat="0" w:count="371">
+  <w:latentStyles w:defLockedState="0" w:defUIPriority="99" w:defSemiHidden="0" w:defUnhideWhenUsed="0" w:defQFormat="0" w:count="376">
     <w:lsdException w:name="Normal" w:uiPriority="0" w:qFormat="1"/>
     <w:lsdException w:name="heading 1" w:uiPriority="9" w:qFormat="1"/>
     <w:lsdException w:name="heading 2" w:semiHidden="1" w:uiPriority="9" w:unhideWhenUsed="1" w:qFormat="1"/>
@@ -3255,16 +5294,42 @@
     <w:lsdException w:name="List Table 5 Dark Accent 6" w:uiPriority="50"/>
     <w:lsdException w:name="List Table 6 Colorful Accent 6" w:uiPriority="51"/>
     <w:lsdException w:name="List Table 7 Colorful Accent 6" w:uiPriority="52"/>
+    <w:lsdException w:name="Mention" w:semiHidden="1" w:unhideWhenUsed="1"/>
+    <w:lsdException w:name="Smart Hyperlink" w:semiHidden="1" w:unhideWhenUsed="1"/>
+    <w:lsdException w:name="Hashtag" w:semiHidden="1" w:unhideWhenUsed="1"/>
+    <w:lsdException w:name="Unresolved Mention" w:semiHidden="1" w:unhideWhenUsed="1"/>
+    <w:lsdException w:name="Smart Link" w:semiHidden="1" w:unhideWhenUsed="1"/>
   </w:latentStyles>
   <w:style w:type="paragraph" w:default="1" w:styleId="Normal">
     <w:name w:val="Normal"/>
     <w:qFormat/>
     <w:rsid w:val="00C10E5B"/>
   </w:style>
+  <w:style w:type="paragraph" w:styleId="Heading1">
+    <w:name w:val="heading 1"/>
+    <w:basedOn w:val="Normal"/>
+    <w:next w:val="Normal"/>
+    <w:link w:val="Heading1Char"/>
+    <w:uiPriority w:val="9"/>
+    <w:qFormat/>
+    <w:rsid w:val="00FF72A0"/>
+    <w:pPr>
+      <w:keepNext/>
+      <w:keepLines/>
+      <w:spacing w:before="240" w:after="0" w:line="360" w:lineRule="auto"/>
+      <w:outlineLvl w:val="0"/>
+    </w:pPr>
+    <w:rPr>
+      <w:rFonts w:ascii="Arial" w:eastAsiaTheme="majorEastAsia" w:hAnsi="Arial" w:cstheme="majorBidi"/>
+      <w:b/>
+      <w:color w:val="000000" w:themeColor="text1"/>
+      <w:sz w:val="24"/>
+      <w:szCs w:val="32"/>
+    </w:rPr>
+  </w:style>
   <w:style w:type="character" w:default="1" w:styleId="DefaultParagraphFont">
     <w:name w:val="Default Paragraph Font"/>
     <w:uiPriority w:val="1"/>
-    <w:semiHidden/>
     <w:unhideWhenUsed/>
   </w:style>
   <w:style w:type="table" w:default="1" w:styleId="TableNormal">
@@ -3319,6 +5384,106 @@
       <w:color w:val="000000"/>
       <w:sz w:val="24"/>
       <w:szCs w:val="24"/>
+    </w:rPr>
+  </w:style>
+  <w:style w:type="character" w:customStyle="1" w:styleId="Heading1Char">
+    <w:name w:val="Heading 1 Char"/>
+    <w:basedOn w:val="DefaultParagraphFont"/>
+    <w:link w:val="Heading1"/>
+    <w:uiPriority w:val="9"/>
+    <w:rsid w:val="00FF72A0"/>
+    <w:rPr>
+      <w:rFonts w:ascii="Arial" w:eastAsiaTheme="majorEastAsia" w:hAnsi="Arial" w:cstheme="majorBidi"/>
+      <w:b/>
+      <w:color w:val="000000" w:themeColor="text1"/>
+      <w:sz w:val="24"/>
+      <w:szCs w:val="32"/>
+    </w:rPr>
+  </w:style>
+  <w:style w:type="paragraph" w:styleId="Header">
+    <w:name w:val="header"/>
+    <w:basedOn w:val="Normal"/>
+    <w:link w:val="HeaderChar"/>
+    <w:uiPriority w:val="99"/>
+    <w:unhideWhenUsed/>
+    <w:rsid w:val="00A83011"/>
+    <w:pPr>
+      <w:tabs>
+        <w:tab w:val="center" w:pos="4680"/>
+        <w:tab w:val="right" w:pos="9360"/>
+      </w:tabs>
+      <w:spacing w:after="0" w:line="240" w:lineRule="auto"/>
+    </w:pPr>
+  </w:style>
+  <w:style w:type="character" w:customStyle="1" w:styleId="HeaderChar">
+    <w:name w:val="Header Char"/>
+    <w:basedOn w:val="DefaultParagraphFont"/>
+    <w:link w:val="Header"/>
+    <w:uiPriority w:val="99"/>
+    <w:rsid w:val="00A83011"/>
+  </w:style>
+  <w:style w:type="paragraph" w:styleId="Footer">
+    <w:name w:val="footer"/>
+    <w:basedOn w:val="Normal"/>
+    <w:link w:val="FooterChar"/>
+    <w:uiPriority w:val="99"/>
+    <w:unhideWhenUsed/>
+    <w:rsid w:val="00A83011"/>
+    <w:pPr>
+      <w:tabs>
+        <w:tab w:val="center" w:pos="4680"/>
+        <w:tab w:val="right" w:pos="9360"/>
+      </w:tabs>
+      <w:spacing w:after="0" w:line="240" w:lineRule="auto"/>
+    </w:pPr>
+  </w:style>
+  <w:style w:type="character" w:customStyle="1" w:styleId="FooterChar">
+    <w:name w:val="Footer Char"/>
+    <w:basedOn w:val="DefaultParagraphFont"/>
+    <w:link w:val="Footer"/>
+    <w:uiPriority w:val="99"/>
+    <w:rsid w:val="00A83011"/>
+  </w:style>
+  <w:style w:type="paragraph" w:styleId="TOCHeading">
+    <w:name w:val="TOC Heading"/>
+    <w:basedOn w:val="Heading1"/>
+    <w:next w:val="Normal"/>
+    <w:uiPriority w:val="39"/>
+    <w:unhideWhenUsed/>
+    <w:qFormat/>
+    <w:rsid w:val="00A83011"/>
+    <w:pPr>
+      <w:spacing w:line="259" w:lineRule="auto"/>
+      <w:outlineLvl w:val="9"/>
+    </w:pPr>
+    <w:rPr>
+      <w:rFonts w:asciiTheme="majorHAnsi" w:hAnsiTheme="majorHAnsi"/>
+      <w:b w:val="0"/>
+      <w:color w:val="2E74B5" w:themeColor="accent1" w:themeShade="BF"/>
+      <w:sz w:val="32"/>
+    </w:rPr>
+  </w:style>
+  <w:style w:type="paragraph" w:styleId="TOC1">
+    <w:name w:val="toc 1"/>
+    <w:basedOn w:val="Normal"/>
+    <w:next w:val="Normal"/>
+    <w:autoRedefine/>
+    <w:uiPriority w:val="39"/>
+    <w:unhideWhenUsed/>
+    <w:rsid w:val="00A83011"/>
+    <w:pPr>
+      <w:spacing w:after="100"/>
+    </w:pPr>
+  </w:style>
+  <w:style w:type="character" w:styleId="Hyperlink">
+    <w:name w:val="Hyperlink"/>
+    <w:basedOn w:val="DefaultParagraphFont"/>
+    <w:uiPriority w:val="99"/>
+    <w:unhideWhenUsed/>
+    <w:rsid w:val="00A83011"/>
+    <w:rPr>
+      <w:color w:val="0563C1" w:themeColor="hyperlink"/>
+      <w:u w:val="single"/>
     </w:rPr>
   </w:style>
 </w:styles>
@@ -3583,4 +5748,16 @@
     </a:ext>
   </a:extLst>
 </a:theme>
+</file>
+
+<file path=customXml/item1.xml><?xml version="1.0" encoding="utf-8"?>
+<b:Sources xmlns:b="http://schemas.openxmlformats.org/officeDocument/2006/bibliography" xmlns="http://schemas.openxmlformats.org/officeDocument/2006/bibliography" SelectedStyle="\APASixthEditionOfficeOnline.xsl" StyleName="APA" Version="6"/>
+</file>
+
+<file path=customXml/itemProps1.xml><?xml version="1.0" encoding="utf-8"?>
+<ds:datastoreItem xmlns:ds="http://schemas.openxmlformats.org/officeDocument/2006/customXml" ds:itemID="{7A14CFD9-EF60-4003-A010-D3DC493C6543}">
+  <ds:schemaRefs>
+    <ds:schemaRef ds:uri="http://schemas.openxmlformats.org/officeDocument/2006/bibliography"/>
+  </ds:schemaRefs>
+</ds:datastoreItem>
 </file>
--- a/The British College_CoverSheet.docx
+++ b/The British College_CoverSheet.docx
@@ -3033,6 +3033,12 @@
     <w:p/>
     <w:sdt>
       <w:sdtPr>
+        <w:rPr>
+          <w:rFonts w:asciiTheme="minorHAnsi" w:eastAsiaTheme="minorHAnsi" w:hAnsiTheme="minorHAnsi" w:cstheme="minorBidi"/>
+          <w:color w:val="auto"/>
+          <w:sz w:val="22"/>
+          <w:szCs w:val="22"/>
+        </w:rPr>
         <w:id w:val="-213127548"/>
         <w:docPartObj>
           <w:docPartGallery w:val="Table of Contents"/>
@@ -3041,13 +3047,9 @@
       </w:sdtPr>
       <w:sdtEndPr>
         <w:rPr>
-          <w:rFonts w:asciiTheme="minorHAnsi" w:eastAsiaTheme="minorHAnsi" w:hAnsiTheme="minorHAnsi" w:cstheme="minorBidi"/>
           <w:b/>
           <w:bCs/>
           <w:noProof/>
-          <w:color w:val="auto"/>
-          <w:sz w:val="22"/>
-          <w:szCs w:val="22"/>
         </w:rPr>
       </w:sdtEndPr>
       <w:sdtContent>
@@ -4468,6 +4470,13 @@
       </w:sdtContent>
     </w:sdt>
     <w:p/>
+    <w:p/>
+    <w:p/>
+    <w:p/>
+    <w:p/>
+    <w:p/>
+    <w:p/>
+    <w:p/>
     <w:p>
       <w:pPr>
         <w:pStyle w:val="Heading1"/>
@@ -4480,14 +4489,82 @@
       <w:bookmarkEnd w:id="7"/>
     </w:p>
     <w:p>
-      <w:pPr>
-        <w:pStyle w:val="Heading1"/>
-      </w:pPr>
-    </w:p>
-    <w:p>
-      <w:pPr>
-        <w:pStyle w:val="Heading1"/>
-      </w:pPr>
+      <w:r>
+        <w:t>The delivery of healthcare services has experienced a fundamental change with the exponential growth of digital technology worldwide. But the healthcare services have not yet reached the lives of rural areas especially in developing countries, depriving numerous/multiple patients with timely cure and treatment</w:t>
+      </w:r>
+      <w:sdt>
+        <w:sdtPr>
+          <w:id w:val="1500467543"/>
+          <w:citation/>
+        </w:sdtPr>
+        <w:sdtContent>
+          <w:r>
+            <w:fldChar w:fldCharType="begin"/>
+          </w:r>
+          <w:r>
+            <w:instrText xml:space="preserve"> CITATION Had22 \l 1033 </w:instrText>
+          </w:r>
+          <w:r>
+            <w:fldChar w:fldCharType="separate"/>
+          </w:r>
+          <w:r>
+            <w:rPr>
+              <w:noProof/>
+            </w:rPr>
+            <w:t xml:space="preserve"> </w:t>
+          </w:r>
+          <w:r>
+            <w:rPr>
+              <w:noProof/>
+            </w:rPr>
+            <w:t>(Hadian, et al., 2022)</w:t>
+          </w:r>
+          <w:r>
+            <w:fldChar w:fldCharType="end"/>
+          </w:r>
+        </w:sdtContent>
+      </w:sdt>
+      <w:r>
+        <w:t>.</w:t>
+      </w:r>
+      <w:r>
+        <w:t xml:space="preserve"> Traditional health care system has made the access to medical services difficult with their extended waiting periods, their need for long distance travel and their lack of systems to help patients find their most appropriate medical treatment</w:t>
+      </w:r>
+      <w:sdt>
+        <w:sdtPr>
+          <w:id w:val="-269316931"/>
+          <w:citation/>
+        </w:sdtPr>
+        <w:sdtContent>
+          <w:r>
+            <w:fldChar w:fldCharType="begin"/>
+          </w:r>
+          <w:r>
+            <w:instrText xml:space="preserve"> CITATION Aga20 \l 1033 </w:instrText>
+          </w:r>
+          <w:r>
+            <w:fldChar w:fldCharType="separate"/>
+          </w:r>
+          <w:r>
+            <w:rPr>
+              <w:noProof/>
+            </w:rPr>
+            <w:t xml:space="preserve"> </w:t>
+          </w:r>
+          <w:r>
+            <w:rPr>
+              <w:noProof/>
+            </w:rPr>
+            <w:t>(Agarwal &amp; Biswas, 2020)</w:t>
+          </w:r>
+          <w:r>
+            <w:fldChar w:fldCharType="end"/>
+          </w:r>
+        </w:sdtContent>
+      </w:sdt>
+      <w:r>
+        <w:t>.</w:t>
+      </w:r>
     </w:p>
     <w:p>
       <w:pPr>
@@ -4580,17 +4657,7 @@
       </w:pPr>
       <w:bookmarkStart w:id="8" w:name="_Toc224735247"/>
       <w:r>
-        <w:lastRenderedPageBreak/>
-        <w:t xml:space="preserve">Chapter </w:t>
-      </w:r>
-      <w:r>
-        <w:t>2</w:t>
-      </w:r>
-      <w:r>
-        <w:t>:</w:t>
-      </w:r>
-      <w:r>
-        <w:t xml:space="preserve"> Review of Literature</w:t>
+        <w:t>Chapter 2: Review of Literature</w:t>
       </w:r>
       <w:bookmarkEnd w:id="8"/>
     </w:p>
@@ -4600,16 +4667,7 @@
       </w:pPr>
       <w:bookmarkStart w:id="9" w:name="_Toc224735248"/>
       <w:r>
-        <w:t xml:space="preserve">Chapter </w:t>
-      </w:r>
-      <w:r>
-        <w:t>3</w:t>
-      </w:r>
-      <w:r>
-        <w:t>:</w:t>
-      </w:r>
-      <w:r>
-        <w:t xml:space="preserve"> Review of Technology</w:t>
+        <w:t>Chapter 3: Review of Technology</w:t>
       </w:r>
       <w:bookmarkEnd w:id="9"/>
     </w:p>
@@ -4619,16 +4677,7 @@
       </w:pPr>
       <w:bookmarkStart w:id="10" w:name="_Toc224735249"/>
       <w:r>
-        <w:t xml:space="preserve">Chapter </w:t>
-      </w:r>
-      <w:r>
-        <w:t>4</w:t>
-      </w:r>
-      <w:r>
-        <w:t>:</w:t>
-      </w:r>
-      <w:r>
-        <w:t xml:space="preserve"> Methodology</w:t>
+        <w:t>Chapter 4: Methodology</w:t>
       </w:r>
       <w:bookmarkEnd w:id="10"/>
     </w:p>
@@ -4638,16 +4687,8 @@
       </w:pPr>
       <w:bookmarkStart w:id="11" w:name="_Toc224735250"/>
       <w:r>
-        <w:t xml:space="preserve">Chapter </w:t>
-      </w:r>
-      <w:r>
-        <w:t>5</w:t>
-      </w:r>
-      <w:r>
-        <w:t>:</w:t>
-      </w:r>
-      <w:r>
-        <w:t xml:space="preserve"> Product Design</w:t>
+        <w:lastRenderedPageBreak/>
+        <w:t>Chapter 5: Product Design</w:t>
       </w:r>
       <w:bookmarkEnd w:id="11"/>
     </w:p>
@@ -4657,16 +4698,7 @@
       </w:pPr>
       <w:bookmarkStart w:id="12" w:name="_Toc224735251"/>
       <w:r>
-        <w:t xml:space="preserve">Chapter </w:t>
-      </w:r>
-      <w:r>
-        <w:t>6</w:t>
-      </w:r>
-      <w:r>
-        <w:t>:</w:t>
-      </w:r>
-      <w:r>
-        <w:t xml:space="preserve"> Software Requirement Analysis</w:t>
+        <w:t>Chapter 6: Software Requirement Analysis</w:t>
       </w:r>
       <w:bookmarkEnd w:id="12"/>
     </w:p>
@@ -4676,16 +4708,7 @@
       </w:pPr>
       <w:bookmarkStart w:id="13" w:name="_Toc224735252"/>
       <w:r>
-        <w:t xml:space="preserve">Chapter </w:t>
-      </w:r>
-      <w:r>
-        <w:t>7</w:t>
-      </w:r>
-      <w:r>
-        <w:t>:</w:t>
-      </w:r>
-      <w:r>
-        <w:t xml:space="preserve"> </w:t>
+        <w:t xml:space="preserve">Chapter 7: </w:t>
       </w:r>
       <w:r>
         <w:t>Implementation and Testing</w:t>
@@ -4749,25 +4772,109 @@
       </w:r>
       <w:bookmarkEnd w:id="16"/>
     </w:p>
+    <w:sdt>
+      <w:sdtPr>
+        <w:id w:val="1648628642"/>
+        <w:docPartObj>
+          <w:docPartGallery w:val="Bibliographies"/>
+          <w:docPartUnique/>
+        </w:docPartObj>
+      </w:sdtPr>
+      <w:sdtEndPr>
+        <w:rPr>
+          <w:rFonts w:asciiTheme="minorHAnsi" w:eastAsiaTheme="minorHAnsi" w:hAnsiTheme="minorHAnsi" w:cstheme="minorBidi"/>
+          <w:b w:val="0"/>
+          <w:color w:val="auto"/>
+          <w:sz w:val="22"/>
+          <w:szCs w:val="22"/>
+        </w:rPr>
+      </w:sdtEndPr>
+      <w:sdtContent>
+        <w:p>
+          <w:pPr>
+            <w:pStyle w:val="Heading1"/>
+          </w:pPr>
+          <w:r>
+            <w:t>Bibliography</w:t>
+          </w:r>
+        </w:p>
+        <w:sdt>
+          <w:sdtPr>
+            <w:id w:val="111145805"/>
+            <w:bibliography/>
+          </w:sdtPr>
+          <w:sdtContent>
+            <w:p>
+              <w:pPr>
+                <w:pStyle w:val="Bibliography"/>
+                <w:rPr>
+                  <w:noProof/>
+                  <w:sz w:val="24"/>
+                  <w:szCs w:val="24"/>
+                </w:rPr>
+              </w:pPr>
+              <w:r>
+                <w:fldChar w:fldCharType="begin"/>
+              </w:r>
+              <w:r>
+                <w:instrText xml:space="preserve"> BIBLIOGRAPHY </w:instrText>
+              </w:r>
+              <w:r>
+                <w:fldChar w:fldCharType="separate"/>
+              </w:r>
+              <w:r>
+                <w:rPr>
+                  <w:noProof/>
+                </w:rPr>
+                <w:t xml:space="preserve">Agarwal, N. &amp; Biswas, B., 2020. Doctor Consultation through Mobile Applications in India: An Overview, Challenges and the Way Forward. </w:t>
+              </w:r>
+              <w:r>
+                <w:rPr>
+                  <w:i/>
+                  <w:iCs/>
+                  <w:noProof/>
+                </w:rPr>
+                <w:t>The Korean Society of Medical Informatics.</w:t>
+              </w:r>
+            </w:p>
+            <w:p>
+              <w:pPr>
+                <w:pStyle w:val="Bibliography"/>
+                <w:rPr>
+                  <w:noProof/>
+                </w:rPr>
+              </w:pPr>
+              <w:r>
+                <w:rPr>
+                  <w:noProof/>
+                </w:rPr>
+                <w:t xml:space="preserve">Hadian, M. et al., 2022. Challenges of Implementing Telemedicine Technology: A systematized Review. </w:t>
+              </w:r>
+            </w:p>
+            <w:p>
+              <w:r>
+                <w:rPr>
+                  <w:b/>
+                  <w:bCs/>
+                  <w:noProof/>
+                </w:rPr>
+                <w:fldChar w:fldCharType="end"/>
+              </w:r>
+            </w:p>
+          </w:sdtContent>
+        </w:sdt>
+      </w:sdtContent>
+    </w:sdt>
+    <w:p/>
     <w:p>
       <w:pPr>
         <w:pStyle w:val="Heading1"/>
       </w:pPr>
-      <w:bookmarkStart w:id="17" w:name="_Toc224735256"/>
-      <w:r>
-        <w:t>Bibliography</w:t>
-      </w:r>
-      <w:bookmarkEnd w:id="17"/>
-    </w:p>
-    <w:p>
-      <w:pPr>
-        <w:pStyle w:val="Heading1"/>
-      </w:pPr>
-      <w:bookmarkStart w:id="18" w:name="_Toc224735257"/>
+      <w:bookmarkStart w:id="17" w:name="_Toc224735257"/>
       <w:r>
         <w:t>Appendices</w:t>
       </w:r>
-      <w:bookmarkEnd w:id="18"/>
+      <w:bookmarkEnd w:id="17"/>
     </w:p>
     <w:p>
       <w:r>
@@ -5330,6 +5437,7 @@
   <w:style w:type="character" w:default="1" w:styleId="DefaultParagraphFont">
     <w:name w:val="Default Paragraph Font"/>
     <w:uiPriority w:val="1"/>
+    <w:semiHidden/>
     <w:unhideWhenUsed/>
   </w:style>
   <w:style w:type="table" w:default="1" w:styleId="TableNormal">
@@ -5485,6 +5593,14 @@
       <w:color w:val="0563C1" w:themeColor="hyperlink"/>
       <w:u w:val="single"/>
     </w:rPr>
+  </w:style>
+  <w:style w:type="paragraph" w:styleId="Bibliography">
+    <w:name w:val="Bibliography"/>
+    <w:basedOn w:val="Normal"/>
+    <w:next w:val="Normal"/>
+    <w:uiPriority w:val="37"/>
+    <w:unhideWhenUsed/>
+    <w:rsid w:val="00DB4F97"/>
   </w:style>
 </w:styles>
 </file>
@@ -5751,11 +5867,76 @@
 </file>
 
 <file path=customXml/item1.xml><?xml version="1.0" encoding="utf-8"?>
-<b:Sources xmlns:b="http://schemas.openxmlformats.org/officeDocument/2006/bibliography" xmlns="http://schemas.openxmlformats.org/officeDocument/2006/bibliography" SelectedStyle="\APASixthEditionOfficeOnline.xsl" StyleName="APA" Version="6"/>
+<b:Sources xmlns:b="http://schemas.openxmlformats.org/officeDocument/2006/bibliography" xmlns="http://schemas.openxmlformats.org/officeDocument/2006/bibliography" SelectedStyle="\HarvardAnglia2008OfficeOnline.xsl" StyleName="Harvard - Anglia" Version="2008">
+  <b:Source>
+    <b:Tag>Had22</b:Tag>
+    <b:SourceType>JournalArticle</b:SourceType>
+    <b:Guid>{DABF5C87-ECE7-46D2-A566-DAA726B449B2}</b:Guid>
+    <b:Author>
+      <b:Author>
+        <b:NameList>
+          <b:Person>
+            <b:Last>Hadian</b:Last>
+            <b:First>Marziye</b:First>
+          </b:Person>
+          <b:Person>
+            <b:Last>Jelodar</b:Last>
+            <b:Middle>Khakdel</b:Middle>
+            <b:First> Zahra </b:First>
+          </b:Person>
+          <b:Person>
+            <b:Last>Khanbebin</b:Last>
+            <b:Middle>Jabbari </b:Middle>
+            <b:First>Mohammadreza </b:First>
+          </b:Person>
+          <b:Person>
+            <b:Last>Atafimanesh </b:Last>
+            <b:First>Pezhman</b:First>
+          </b:Person>
+          <b:Person>
+            <b:Last>Asiabar </b:Last>
+            <b:Middle>Sarabi </b:Middle>
+            <b:First>Ali </b:First>
+          </b:Person>
+          <b:Person>
+            <b:Last>Dehagani</b:Last>
+            <b:First>Seyed Mehdi Hejazi </b:First>
+          </b:Person>
+        </b:NameList>
+      </b:Author>
+    </b:Author>
+    <b:Title>Challenges of Implementing Telemedicine Technology: A systematized Review</b:Title>
+    <b:Year>2022</b:Year>
+    <b:RefOrder>1</b:RefOrder>
+  </b:Source>
+  <b:Source>
+    <b:Tag>Aga20</b:Tag>
+    <b:SourceType>JournalArticle</b:SourceType>
+    <b:Guid>{EC0D0FDD-D8FA-4F6B-8848-28F8A030BE69}</b:Guid>
+    <b:Author>
+      <b:Author>
+        <b:NameList>
+          <b:Person>
+            <b:Last>Agarwal</b:Last>
+            <b:First>Neeraj</b:First>
+          </b:Person>
+          <b:Person>
+            <b:Last>Biswas</b:Last>
+            <b:First>Bijit </b:First>
+          </b:Person>
+        </b:NameList>
+      </b:Author>
+    </b:Author>
+    <b:Title>Doctor Consultation through Mobile Applications in India: An Overview, Challenges and the Way Forward</b:Title>
+    <b:JournalName>The Korean Society of Medical Informatics</b:JournalName>
+    <b:Year>2020</b:Year>
+    <b:RefOrder>2</b:RefOrder>
+  </b:Source>
+</b:Sources>
 </file>
 
 <file path=customXml/itemProps1.xml><?xml version="1.0" encoding="utf-8"?>
-<ds:datastoreItem xmlns:ds="http://schemas.openxmlformats.org/officeDocument/2006/customXml" ds:itemID="{7A14CFD9-EF60-4003-A010-D3DC493C6543}">
+<ds:datastoreItem xmlns:ds="http://schemas.openxmlformats.org/officeDocument/2006/customXml" ds:itemID="{B16B3DC9-3B74-4BB8-B270-7714FED2C1AB}">
   <ds:schemaRefs>
     <ds:schemaRef ds:uri="http://schemas.openxmlformats.org/officeDocument/2006/bibliography"/>
   </ds:schemaRefs>

--- a/The British College_CoverSheet.docx
+++ b/The British College_CoverSheet.docx
@@ -4564,6 +4564,135 @@
       </w:sdt>
       <w:r>
         <w:t>.</w:t>
+      </w:r>
+      <w:r>
+        <w:t xml:space="preserve"> It is reported that more than half of the world population do not have the access to basic health services which indicates a need for immediate modern digital solutions</w:t>
+      </w:r>
+      <w:sdt>
+        <w:sdtPr>
+          <w:id w:val="-1554005358"/>
+          <w:citation/>
+        </w:sdtPr>
+        <w:sdtContent>
+          <w:r>
+            <w:fldChar w:fldCharType="begin"/>
+          </w:r>
+          <w:r>
+            <w:instrText xml:space="preserve">CITATION Wor23 \l 1033 </w:instrText>
+          </w:r>
+          <w:r>
+            <w:fldChar w:fldCharType="separate"/>
+          </w:r>
+          <w:r>
+            <w:rPr>
+              <w:noProof/>
+            </w:rPr>
+            <w:t xml:space="preserve"> </w:t>
+          </w:r>
+          <w:r>
+            <w:rPr>
+              <w:noProof/>
+            </w:rPr>
+            <w:t>(World Health Organization, 2023)</w:t>
+          </w:r>
+          <w:r>
+            <w:fldChar w:fldCharType="end"/>
+          </w:r>
+        </w:sdtContent>
+      </w:sdt>
+      <w:r>
+        <w:t>.</w:t>
+      </w:r>
+      <w:r>
+        <w:t xml:space="preserve"> Digital medical platforms providing remote consultation has not yet implemented Artificial </w:t>
+      </w:r>
+      <w:r>
+        <w:t>Intelligence (</w:t>
+      </w:r>
+      <w:r>
+        <w:t>AI) for customized</w:t>
+      </w:r>
+      <w:r>
+        <w:t xml:space="preserve"> suggestions and they have not solved a critical issue of safeguarding medical data</w:t>
+      </w:r>
+      <w:sdt>
+        <w:sdtPr>
+          <w:id w:val="23911179"/>
+          <w:citation/>
+        </w:sdtPr>
+        <w:sdtContent>
+          <w:r>
+            <w:fldChar w:fldCharType="begin"/>
+          </w:r>
+          <w:r>
+            <w:instrText xml:space="preserve"> CITATION Bou14 \l 1033 </w:instrText>
+          </w:r>
+          <w:r>
+            <w:fldChar w:fldCharType="separate"/>
+          </w:r>
+          <w:r>
+            <w:rPr>
+              <w:noProof/>
+            </w:rPr>
+            <w:t xml:space="preserve"> </w:t>
+          </w:r>
+          <w:r>
+            <w:rPr>
+              <w:noProof/>
+            </w:rPr>
+            <w:t>(Boulos, et al., 2014)</w:t>
+          </w:r>
+          <w:r>
+            <w:fldChar w:fldCharType="end"/>
+          </w:r>
+        </w:sdtContent>
+      </w:sdt>
+      <w:r>
+        <w:t>. The unauthorized access to patient records together with their subsequent alterations creates major risks which endanger both patient confidentiality and the fundamental structure of healthcare systems</w:t>
+      </w:r>
+      <w:sdt>
+        <w:sdtPr>
+          <w:id w:val="-730926859"/>
+          <w:citation/>
+        </w:sdtPr>
+        <w:sdtContent>
+          <w:r>
+            <w:fldChar w:fldCharType="begin"/>
+          </w:r>
+          <w:r>
+            <w:instrText xml:space="preserve"> CITATION AlK24 \l 1033 </w:instrText>
+          </w:r>
+          <w:r>
+            <w:fldChar w:fldCharType="separate"/>
+          </w:r>
+          <w:r>
+            <w:rPr>
+              <w:noProof/>
+            </w:rPr>
+            <w:t xml:space="preserve"> </w:t>
+          </w:r>
+          <w:r>
+            <w:rPr>
+              <w:noProof/>
+            </w:rPr>
+            <w:t>(Al‐Khasawneh, et al., 2024)</w:t>
+          </w:r>
+          <w:r>
+            <w:fldChar w:fldCharType="end"/>
+          </w:r>
+        </w:sdtContent>
+      </w:sdt>
+      <w:r>
+        <w:t>.</w:t>
+      </w:r>
+      <w:r>
+        <w:t xml:space="preserve"> The loopholes in the existing system </w:t>
+      </w:r>
+      <w:r>
+        <w:t>have</w:t>
+      </w:r>
+      <w:r>
+        <w:t xml:space="preserve"> created an urgent need for a secure intelligent digital healthcare system which provides better healthcare services than current methods.</w:t>
       </w:r>
     </w:p>
     <w:p>
@@ -4774,13 +4903,6 @@
     </w:p>
     <w:sdt>
       <w:sdtPr>
-        <w:id w:val="1648628642"/>
-        <w:docPartObj>
-          <w:docPartGallery w:val="Bibliographies"/>
-          <w:docPartUnique/>
-        </w:docPartObj>
-      </w:sdtPr>
-      <w:sdtEndPr>
         <w:rPr>
           <w:rFonts w:asciiTheme="minorHAnsi" w:eastAsiaTheme="minorHAnsi" w:hAnsiTheme="minorHAnsi" w:cstheme="minorBidi"/>
           <w:b w:val="0"/>
@@ -4788,7 +4910,12 @@
           <w:sz w:val="22"/>
           <w:szCs w:val="22"/>
         </w:rPr>
-      </w:sdtEndPr>
+        <w:id w:val="1648628642"/>
+        <w:docPartObj>
+          <w:docPartGallery w:val="Bibliographies"/>
+          <w:docPartUnique/>
+        </w:docPartObj>
+      </w:sdtPr>
       <w:sdtContent>
         <w:p>
           <w:pPr>
@@ -4848,7 +4975,91 @@
                 <w:rPr>
                   <w:noProof/>
                 </w:rPr>
+                <w:t xml:space="preserve">Al‐Khasawneh, M. A. et al., 2024. </w:t>
+              </w:r>
+              <w:r>
+                <w:rPr>
+                  <w:i/>
+                  <w:iCs/>
+                  <w:noProof/>
+                </w:rPr>
+                <w:t xml:space="preserve">A secure blockchain framework for healthcare records management systems. </w:t>
+              </w:r>
+              <w:r>
+                <w:rPr>
+                  <w:noProof/>
+                </w:rPr>
+                <w:t>[Online].</w:t>
+              </w:r>
+            </w:p>
+            <w:p>
+              <w:pPr>
+                <w:pStyle w:val="Bibliography"/>
+                <w:rPr>
+                  <w:noProof/>
+                </w:rPr>
+              </w:pPr>
+              <w:r>
+                <w:rPr>
+                  <w:noProof/>
+                </w:rPr>
+                <w:t xml:space="preserve">Boulos, M. N. K. et al., 2014. </w:t>
+              </w:r>
+              <w:r>
+                <w:rPr>
+                  <w:i/>
+                  <w:iCs/>
+                  <w:noProof/>
+                </w:rPr>
+                <w:t xml:space="preserve">Mobile medical and health apps: state of the art, concerns, regulatory control and certification. </w:t>
+              </w:r>
+              <w:r>
+                <w:rPr>
+                  <w:noProof/>
+                </w:rPr>
+                <w:t>[Online].</w:t>
+              </w:r>
+            </w:p>
+            <w:p>
+              <w:pPr>
+                <w:pStyle w:val="Bibliography"/>
+                <w:rPr>
+                  <w:noProof/>
+                </w:rPr>
+              </w:pPr>
+              <w:r>
+                <w:rPr>
+                  <w:noProof/>
+                </w:rPr>
                 <w:t xml:space="preserve">Hadian, M. et al., 2022. Challenges of Implementing Telemedicine Technology: A systematized Review. </w:t>
+              </w:r>
+            </w:p>
+            <w:p>
+              <w:pPr>
+                <w:pStyle w:val="Bibliography"/>
+                <w:rPr>
+                  <w:noProof/>
+                </w:rPr>
+              </w:pPr>
+              <w:r>
+                <w:rPr>
+                  <w:noProof/>
+                </w:rPr>
+                <w:t xml:space="preserve">World Health Organization, 2023. </w:t>
+              </w:r>
+              <w:r>
+                <w:rPr>
+                  <w:i/>
+                  <w:iCs/>
+                  <w:noProof/>
+                </w:rPr>
+                <w:t xml:space="preserve">Digital Health. </w:t>
+              </w:r>
+              <w:r>
+                <w:rPr>
+                  <w:noProof/>
+                </w:rPr>
+                <w:t>[Online].</w:t>
               </w:r>
             </w:p>
             <w:p>
@@ -5932,11 +6143,98 @@
     <b:Year>2020</b:Year>
     <b:RefOrder>2</b:RefOrder>
   </b:Source>
+  <b:Source>
+    <b:Tag>Wor23</b:Tag>
+    <b:SourceType>InternetSite</b:SourceType>
+    <b:Guid>{85F98E74-86F5-4CDC-9DA0-551105F22642}</b:Guid>
+    <b:Title>Digital Health</b:Title>
+    <b:Year>2023</b:Year>
+    <b:Author>
+      <b:Author>
+        <b:Corporate>World Health Organization</b:Corporate>
+      </b:Author>
+    </b:Author>
+    <b:RefOrder>3</b:RefOrder>
+  </b:Source>
+  <b:Source>
+    <b:Tag>Bou14</b:Tag>
+    <b:SourceType>InternetSite</b:SourceType>
+    <b:Guid>{87792ADD-EF66-486B-87CF-82D912CC5AD1}</b:Guid>
+    <b:Author>
+      <b:Author>
+        <b:NameList>
+          <b:Person>
+            <b:Last>Boulos</b:Last>
+            <b:First>Maged</b:First>
+            <b:Middle>N. Kamel</b:Middle>
+          </b:Person>
+          <b:Person>
+            <b:Last>Brewer</b:Last>
+            <b:Middle>C. </b:Middle>
+            <b:First>Ann </b:First>
+          </b:Person>
+          <b:Person>
+            <b:Last>Karimkhani</b:Last>
+            <b:First>Chante </b:First>
+          </b:Person>
+          <b:Person>
+            <b:Last>Buller</b:Last>
+            <b:Middle>B. </b:Middle>
+            <b:First>David </b:First>
+          </b:Person>
+          <b:Person>
+            <b:Last>Dellavalle</b:Last>
+            <b:Middle>P.</b:Middle>
+            <b:First>Robert</b:First>
+          </b:Person>
+        </b:NameList>
+      </b:Author>
+    </b:Author>
+    <b:Title>Mobile medical and health apps: state of the art, concerns, regulatory control and certification</b:Title>
+    <b:Year>2014</b:Year>
+    <b:RefOrder>4</b:RefOrder>
+  </b:Source>
+  <b:Source>
+    <b:Tag>AlK24</b:Tag>
+    <b:SourceType>InternetSite</b:SourceType>
+    <b:Guid>{3DE598FF-1945-4424-8C38-B13577076DBF}</b:Guid>
+    <b:Author>
+      <b:Author>
+        <b:NameList>
+          <b:Person>
+            <b:Last>Al‐Khasawneh</b:Last>
+            <b:First>Mahmoud</b:First>
+            <b:Middle>Ahmad</b:Middle>
+          </b:Person>
+          <b:Person>
+            <b:Last>Faheem</b:Last>
+            <b:First>Muhammad </b:First>
+          </b:Person>
+          <b:Person>
+            <b:Last>Alarood</b:Last>
+            <b:Middle>Abdulsalam</b:Middle>
+            <b:First>Ala  </b:First>
+          </b:Person>
+          <b:Person>
+            <b:Last>Habibullah</b:Last>
+            <b:First>Safa </b:First>
+          </b:Person>
+          <b:Person>
+            <b:Last>Alzahrani</b:Last>
+            <b:First>Abdulrahman </b:First>
+          </b:Person>
+        </b:NameList>
+      </b:Author>
+    </b:Author>
+    <b:Title>A secure blockchain framework for healthcare records management systems</b:Title>
+    <b:Year>2024</b:Year>
+    <b:RefOrder>5</b:RefOrder>
+  </b:Source>
 </b:Sources>
 </file>
 
 <file path=customXml/itemProps1.xml><?xml version="1.0" encoding="utf-8"?>
-<ds:datastoreItem xmlns:ds="http://schemas.openxmlformats.org/officeDocument/2006/customXml" ds:itemID="{B16B3DC9-3B74-4BB8-B270-7714FED2C1AB}">
+<ds:datastoreItem xmlns:ds="http://schemas.openxmlformats.org/officeDocument/2006/customXml" ds:itemID="{55B41EEE-3EA6-497F-B86A-8AFD83BEE9B8}">
   <ds:schemaRefs>
     <ds:schemaRef ds:uri="http://schemas.openxmlformats.org/officeDocument/2006/bibliography"/>
   </ds:schemaRefs>

--- a/The British College_CoverSheet.docx
+++ b/The British College_CoverSheet.docx
@@ -4693,6 +4693,131 @@
       </w:r>
       <w:r>
         <w:t xml:space="preserve"> created an urgent need for a secure intelligent digital healthcare system which provides better healthcare services than current methods.</w:t>
+      </w:r>
+    </w:p>
+    <w:p>
+      <w:r>
+        <w:t xml:space="preserve">This project has established its theoretical framework by addressing three major sectors which comprises of Artificial Intelligence for the recommendation of doctors, Blockchain technology for the security of the medical data, Google Maps API for finding nearby healthcare facilities. It is demonstrated in </w:t>
+      </w:r>
+      <w:r>
+        <w:t>recent research</w:t>
+      </w:r>
+      <w:r>
+        <w:t xml:space="preserve"> that the AI recommendation system analyses the symptoms submitted by the patients to suggest the most appropriate medical specialist which has contributed in achieving high levels of accuracy</w:t>
+      </w:r>
+      <w:sdt>
+        <w:sdtPr>
+          <w:id w:val="-96329141"/>
+          <w:citation/>
+        </w:sdtPr>
+        <w:sdtContent>
+          <w:r>
+            <w:fldChar w:fldCharType="begin"/>
+          </w:r>
+          <w:r>
+            <w:instrText xml:space="preserve"> CITATION Has25 \l 1033 </w:instrText>
+          </w:r>
+          <w:r>
+            <w:fldChar w:fldCharType="separate"/>
+          </w:r>
+          <w:r>
+            <w:rPr>
+              <w:noProof/>
+            </w:rPr>
+            <w:t xml:space="preserve"> </w:t>
+          </w:r>
+          <w:r>
+            <w:rPr>
+              <w:noProof/>
+            </w:rPr>
+            <w:t>(Hassan &amp; Elagamy, 2025)</w:t>
+          </w:r>
+          <w:r>
+            <w:fldChar w:fldCharType="end"/>
+          </w:r>
+        </w:sdtContent>
+      </w:sdt>
+      <w:r>
+        <w:t>.</w:t>
+      </w:r>
+      <w:r>
+        <w:t xml:space="preserve"> Blockchain technology is employed to ensure the immutability and </w:t>
+      </w:r>
+      <w:r>
+        <w:t>integrity of</w:t>
+      </w:r>
+      <w:r>
+        <w:t xml:space="preserve"> the prescribed data and doctor verification records by preventing unauthorized access</w:t>
+      </w:r>
+      <w:r>
+        <w:t xml:space="preserve"> </w:t>
+      </w:r>
+      <w:sdt>
+        <w:sdtPr>
+          <w:id w:val="-916551795"/>
+          <w:citation/>
+        </w:sdtPr>
+        <w:sdtContent>
+          <w:r>
+            <w:fldChar w:fldCharType="begin"/>
+          </w:r>
+          <w:r>
+            <w:instrText xml:space="preserve"> CITATION Ham23 \l 1033 </w:instrText>
+          </w:r>
+          <w:r>
+            <w:fldChar w:fldCharType="separate"/>
+          </w:r>
+          <w:r>
+            <w:rPr>
+              <w:noProof/>
+            </w:rPr>
+            <w:t>(Taherdoost, 2023)</w:t>
+          </w:r>
+          <w:r>
+            <w:fldChar w:fldCharType="end"/>
+          </w:r>
+        </w:sdtContent>
+      </w:sdt>
+      <w:r>
+        <w:t>.</w:t>
+      </w:r>
+      <w:r>
+        <w:t xml:space="preserve"> Furthermore, the integration of Google Maps API is enabled to locate nearby hospitals and pharmacies in real time which addresses the geographical barriers making the services easily accessible</w:t>
+      </w:r>
+      <w:sdt>
+        <w:sdtPr>
+          <w:id w:val="541099240"/>
+          <w:citation/>
+        </w:sdtPr>
+        <w:sdtContent>
+          <w:r>
+            <w:fldChar w:fldCharType="begin"/>
+          </w:r>
+          <w:r>
+            <w:instrText xml:space="preserve"> CITATION Aga20 \l 1033 </w:instrText>
+          </w:r>
+          <w:r>
+            <w:fldChar w:fldCharType="separate"/>
+          </w:r>
+          <w:r>
+            <w:rPr>
+              <w:noProof/>
+            </w:rPr>
+            <w:t xml:space="preserve"> </w:t>
+          </w:r>
+          <w:r>
+            <w:rPr>
+              <w:noProof/>
+            </w:rPr>
+            <w:t>(Agarwal &amp; Biswas, 2020)</w:t>
+          </w:r>
+          <w:r>
+            <w:fldChar w:fldCharType="end"/>
+          </w:r>
+        </w:sdtContent>
+      </w:sdt>
+      <w:r>
+        <w:t>.</w:t>
       </w:r>
     </w:p>
     <w:p>
@@ -6230,11 +6355,54 @@
     <b:Year>2024</b:Year>
     <b:RefOrder>5</b:RefOrder>
   </b:Source>
+  <b:Source>
+    <b:Tag>Has25</b:Tag>
+    <b:SourceType>JournalArticle</b:SourceType>
+    <b:Guid>{7984C164-4631-4553-8120-BDB4A1D1EB75}</b:Guid>
+    <b:Author>
+      <b:Author>
+        <b:NameList>
+          <b:Person>
+            <b:Last>Hassan</b:Last>
+            <b:First>Basma</b:First>
+            <b:Middle>M.</b:Middle>
+          </b:Person>
+          <b:Person>
+            <b:Last>Elagamy</b:Last>
+            <b:Middle>Mohamed</b:Middle>
+            <b:First>Shahd  </b:First>
+          </b:Person>
+        </b:NameList>
+      </b:Author>
+    </b:Author>
+    <b:Title>Personalized medical recommendation system with machine learning</b:Title>
+    <b:Year>2025</b:Year>
+    <b:JournalName>Neural Computing and Applications</b:JournalName>
+    <b:RefOrder>6</b:RefOrder>
+  </b:Source>
+  <b:Source>
+    <b:Tag>Ham23</b:Tag>
+    <b:SourceType>JournalArticle</b:SourceType>
+    <b:Guid>{F93246D2-154D-4578-ADD5-FD0C5B203AF7}</b:Guid>
+    <b:Author>
+      <b:Author>
+        <b:NameList>
+          <b:Person>
+            <b:Last>Taherdoost</b:Last>
+            <b:First>Hamed</b:First>
+          </b:Person>
+        </b:NameList>
+      </b:Author>
+    </b:Author>
+    <b:Title>Privacy and Security of Blockchain in Healthcare: Applications, Challenges, and Future Perspectives</b:Title>
+    <b:Year>2023</b:Year>
+    <b:RefOrder>7</b:RefOrder>
+  </b:Source>
 </b:Sources>
 </file>
 
 <file path=customXml/itemProps1.xml><?xml version="1.0" encoding="utf-8"?>
-<ds:datastoreItem xmlns:ds="http://schemas.openxmlformats.org/officeDocument/2006/customXml" ds:itemID="{55B41EEE-3EA6-497F-B86A-8AFD83BEE9B8}">
+<ds:datastoreItem xmlns:ds="http://schemas.openxmlformats.org/officeDocument/2006/customXml" ds:itemID="{A18B6739-4021-4F84-83C4-83C8BD34536C}">
   <ds:schemaRefs>
     <ds:schemaRef ds:uri="http://schemas.openxmlformats.org/officeDocument/2006/bibliography"/>
   </ds:schemaRefs>

--- a/The British College_CoverSheet.docx
+++ b/The British College_CoverSheet.docx
@@ -4818,6 +4818,87 @@
       </w:sdt>
       <w:r>
         <w:t>.</w:t>
+      </w:r>
+    </w:p>
+    <w:p>
+      <w:r>
+        <w:t>This platform is developed using Agile Scrum methodology which is embraced for its iterative nature and relevance for integrating multiple complex technologies</w:t>
+      </w:r>
+      <w:sdt>
+        <w:sdtPr>
+          <w:id w:val="410280618"/>
+          <w:citation/>
+        </w:sdtPr>
+        <w:sdtContent>
+          <w:r>
+            <w:fldChar w:fldCharType="begin"/>
+          </w:r>
+          <w:r>
+            <w:instrText xml:space="preserve"> CITATION Sch20 \l 1033 </w:instrText>
+          </w:r>
+          <w:r>
+            <w:fldChar w:fldCharType="separate"/>
+          </w:r>
+          <w:r>
+            <w:rPr>
+              <w:noProof/>
+            </w:rPr>
+            <w:t xml:space="preserve"> </w:t>
+          </w:r>
+          <w:r>
+            <w:rPr>
+              <w:noProof/>
+            </w:rPr>
+            <w:t>(Schwaber &amp; Sutherland, 2020)</w:t>
+          </w:r>
+          <w:r>
+            <w:fldChar w:fldCharType="end"/>
+          </w:r>
+        </w:sdtContent>
+      </w:sdt>
+      <w:r>
+        <w:t>. Scrum has been successfully applied in the development of telemedicine development by demonstrating its effectiveness in healthcare software projects</w:t>
+      </w:r>
+      <w:sdt>
+        <w:sdtPr>
+          <w:id w:val="1660799846"/>
+          <w:citation/>
+        </w:sdtPr>
+        <w:sdtContent>
+          <w:r>
+            <w:fldChar w:fldCharType="begin"/>
+          </w:r>
+          <w:r>
+            <w:instrText xml:space="preserve"> CITATION Bin21 \l 1033 </w:instrText>
+          </w:r>
+          <w:r>
+            <w:fldChar w:fldCharType="separate"/>
+          </w:r>
+          <w:r>
+            <w:rPr>
+              <w:noProof/>
+            </w:rPr>
+            <w:t xml:space="preserve"> </w:t>
+          </w:r>
+          <w:r>
+            <w:rPr>
+              <w:noProof/>
+            </w:rPr>
+            <w:t>(Bin, et al., 2021)</w:t>
+          </w:r>
+          <w:r>
+            <w:fldChar w:fldCharType="end"/>
+          </w:r>
+        </w:sdtContent>
+      </w:sdt>
+      <w:r>
+        <w:t>.</w:t>
+      </w:r>
+      <w:r>
+        <w:t xml:space="preserve">  Primary research has involved the design and evaluation of system components including the AI module, blockchain integration, and user interface</w:t>
+      </w:r>
+      <w:r>
+        <w:t>. Secondary research has comprised a review of academic journals and credible sources related to the project. The data for research has been derived from Kaggle medical datasets which contains symptom-disease mappings.</w:t>
       </w:r>
     </w:p>
     <w:p>
@@ -5128,6 +5209,20 @@
                 <w:rPr>
                   <w:noProof/>
                 </w:rPr>
+                <w:t xml:space="preserve">Bin, K. J. et al., 2021. Building an outpatient telemedicine care pilot using Scrum-like framework within a medical residency program. </w:t>
+              </w:r>
+            </w:p>
+            <w:p>
+              <w:pPr>
+                <w:pStyle w:val="Bibliography"/>
+                <w:rPr>
+                  <w:noProof/>
+                </w:rPr>
+              </w:pPr>
+              <w:r>
+                <w:rPr>
+                  <w:noProof/>
+                </w:rPr>
                 <w:t xml:space="preserve">Boulos, M. N. K. et al., 2014. </w:t>
               </w:r>
               <w:r>
@@ -5157,6 +5252,64 @@
                   <w:noProof/>
                 </w:rPr>
                 <w:t xml:space="preserve">Hadian, M. et al., 2022. Challenges of Implementing Telemedicine Technology: A systematized Review. </w:t>
+              </w:r>
+            </w:p>
+            <w:p>
+              <w:pPr>
+                <w:pStyle w:val="Bibliography"/>
+                <w:rPr>
+                  <w:noProof/>
+                </w:rPr>
+              </w:pPr>
+              <w:r>
+                <w:rPr>
+                  <w:noProof/>
+                </w:rPr>
+                <w:t xml:space="preserve">Hassan, B. M. &amp; Elagamy, S. M., 2025. Personalized medical recommendation system with machine learning. </w:t>
+              </w:r>
+              <w:r>
+                <w:rPr>
+                  <w:i/>
+                  <w:iCs/>
+                  <w:noProof/>
+                </w:rPr>
+                <w:t>Neural Computing and Applications.</w:t>
+              </w:r>
+            </w:p>
+            <w:p>
+              <w:pPr>
+                <w:pStyle w:val="Bibliography"/>
+                <w:rPr>
+                  <w:noProof/>
+                </w:rPr>
+              </w:pPr>
+              <w:r>
+                <w:rPr>
+                  <w:noProof/>
+                </w:rPr>
+                <w:t xml:space="preserve">Schwaber, K. &amp; Sutherland, J., 2020. The Definitive Guide to Scrum: The Rules of the Game. </w:t>
+              </w:r>
+              <w:r>
+                <w:rPr>
+                  <w:i/>
+                  <w:iCs/>
+                  <w:noProof/>
+                </w:rPr>
+                <w:t>The Scrum Guide.</w:t>
+              </w:r>
+            </w:p>
+            <w:p>
+              <w:pPr>
+                <w:pStyle w:val="Bibliography"/>
+                <w:rPr>
+                  <w:noProof/>
+                </w:rPr>
+              </w:pPr>
+              <w:r>
+                <w:rPr>
+                  <w:noProof/>
+                </w:rPr>
+                <w:t xml:space="preserve">Taherdoost, H., 2023. Privacy and Security of Blockchain in Healthcare: Applications, Challenges, and Future Perspectives. </w:t>
               </w:r>
             </w:p>
             <w:p>
@@ -6398,11 +6551,99 @@
     <b:Year>2023</b:Year>
     <b:RefOrder>7</b:RefOrder>
   </b:Source>
+  <b:Source>
+    <b:Tag>Sch20</b:Tag>
+    <b:SourceType>JournalArticle</b:SourceType>
+    <b:Guid>{95E6553D-5DC2-41DC-AE3B-8D2DAF113F70}</b:Guid>
+    <b:Title>The Definitive Guide to Scrum: The Rules of the Game</b:Title>
+    <b:JournalName>The Scrum Guide</b:JournalName>
+    <b:Year>2020</b:Year>
+    <b:Author>
+      <b:Author>
+        <b:NameList>
+          <b:Person>
+            <b:Last>Schwaber</b:Last>
+            <b:First>Ken</b:First>
+          </b:Person>
+          <b:Person>
+            <b:Last>Sutherland</b:Last>
+            <b:First>Jeff </b:First>
+          </b:Person>
+        </b:NameList>
+      </b:Author>
+    </b:Author>
+    <b:RefOrder>8</b:RefOrder>
+  </b:Source>
+  <b:Source>
+    <b:Tag>Bin21</b:Tag>
+    <b:SourceType>JournalArticle</b:SourceType>
+    <b:Guid>{7FE23419-1054-4EA7-9A92-674E9DFA7DAE}</b:Guid>
+    <b:Author>
+      <b:Author>
+        <b:NameList>
+          <b:Person>
+            <b:Last>Bin</b:Last>
+            <b:First>Kaio</b:First>
+            <b:Middle>Jia</b:Middle>
+          </b:Person>
+          <b:Person>
+            <b:Last>Higa</b:Last>
+            <b:First>Natalia </b:First>
+          </b:Person>
+          <b:Person>
+            <b:Last>Silva</b:Last>
+            <b:Middle>Helena da </b:Middle>
+            <b:First>Jéssica </b:First>
+          </b:Person>
+          <b:Person>
+            <b:Last>Quagliano</b:Last>
+            <b:First>Daniele </b:First>
+          </b:Person>
+          <b:Person>
+            <b:Last>Hangai</b:Last>
+            <b:Middle>Keiko</b:Middle>
+            <b:First>Rosemeire</b:First>
+          </b:Person>
+          <b:Person>
+            <b:Last>Cobello-Júnior</b:Last>
+            <b:First>Vilson </b:First>
+          </b:Person>
+          <b:Person>
+            <b:Last>Pereira</b:Last>
+            <b:Middle>José Rodrigues </b:Middle>
+            <b:First>Antonio </b:First>
+          </b:Person>
+          <b:Person>
+            <b:Last>Carneiro-D'Albuquerque</b:Last>
+            <b:Middle>Augusto</b:Middle>
+            <b:First>Luiz </b:First>
+          </b:Person>
+          <b:Person>
+            <b:Last>Carrilho</b:Last>
+            <b:First>Flair </b:First>
+          </b:Person>
+          <b:Person>
+            <b:Last>Wen</b:Last>
+            <b:Middle>Lung </b:Middle>
+            <b:First>Chao </b:First>
+          </b:Person>
+          <b:Person>
+            <b:Last>Ono</b:Last>
+            <b:Middle>Kioko </b:Middle>
+            <b:First>Suzane </b:First>
+          </b:Person>
+        </b:NameList>
+      </b:Author>
+    </b:Author>
+    <b:Title>Building an outpatient telemedicine care pilot using Scrum-like framework within a medical residency program</b:Title>
+    <b:Year>2021</b:Year>
+    <b:RefOrder>9</b:RefOrder>
+  </b:Source>
 </b:Sources>
 </file>
 
 <file path=customXml/itemProps1.xml><?xml version="1.0" encoding="utf-8"?>
-<ds:datastoreItem xmlns:ds="http://schemas.openxmlformats.org/officeDocument/2006/customXml" ds:itemID="{A18B6739-4021-4F84-83C4-83C8BD34536C}">
+<ds:datastoreItem xmlns:ds="http://schemas.openxmlformats.org/officeDocument/2006/customXml" ds:itemID="{61EDB2D8-83B4-4FDA-BFA8-DE2855A8EA67}">
   <ds:schemaRefs>
     <ds:schemaRef ds:uri="http://schemas.openxmlformats.org/officeDocument/2006/bibliography"/>
   </ds:schemaRefs>
